--- a/CalendarioC_2026/Politicas/PoliticasAgo2026.docx
+++ b/CalendarioC_2026/Politicas/PoliticasAgo2026.docx
@@ -1,6 +1,6 @@
 
 <file path=word/document.xml><?xml version="1.0" encoding="utf-8"?>
-<w:document xmlns:wpc="http://schemas.microsoft.com/office/word/2010/wordprocessingCanvas" xmlns:cx="http://schemas.microsoft.com/office/drawing/2014/chartex" xmlns:cx1="http://schemas.microsoft.com/office/drawing/2015/9/8/chartex" xmlns:cx2="http://schemas.microsoft.com/office/drawing/2015/10/21/chartex" xmlns:cx3="http://schemas.microsoft.com/office/drawing/2016/5/9/chartex" xmlns:cx4="http://schemas.microsoft.com/office/drawing/2016/5/10/chartex" xmlns:cx5="http://schemas.microsoft.com/office/drawing/2016/5/11/chartex" xmlns:cx6="http://schemas.microsoft.com/office/drawing/2016/5/12/chartex" xmlns:cx7="http://schemas.microsoft.com/office/drawing/2016/5/13/chartex" xmlns:cx8="http://schemas.microsoft.com/office/drawing/2016/5/14/chartex" xmlns:mc="http://schemas.openxmlformats.org/markup-compatibility/2006" xmlns:aink="http://schemas.microsoft.com/office/drawing/2016/ink" xmlns:am3d="http://schemas.microsoft.com/office/drawing/2017/model3d" xmlns:o="urn:schemas-microsoft-com:office:office" xmlns:oel="http://schemas.microsoft.com/office/2019/extlst" xmlns:r="http://schemas.openxmlformats.org/officeDocument/2006/relationships" xmlns:m="http://schemas.openxmlformats.org/officeDocument/2006/math" xmlns:v="urn:schemas-microsoft-com:vml" xmlns:wp14="http://schemas.microsoft.com/office/word/2010/wordprocessingDrawing" xmlns:wp="http://schemas.openxmlformats.org/drawingml/2006/wordprocessingDrawing" xmlns:w10="urn:schemas-microsoft-com:office:word" xmlns:w="http://schemas.openxmlformats.org/wordprocessingml/2006/main" xmlns:w14="http://schemas.microsoft.com/office/word/2010/wordml" xmlns:w15="http://schemas.microsoft.com/office/word/2012/wordml" xmlns:w16cei="http://schemas.microsoft.com/office/word/2026/wordml/cei" xmlns:w16cex="http://schemas.microsoft.com/office/word/2018/wordml/cex" xmlns:w16cid="http://schemas.microsoft.com/office/word/2016/wordml/cid" xmlns:w16="http://schemas.microsoft.com/office/word/2018/wordml" xmlns:w16du="http://schemas.microsoft.com/office/word/2023/wordml/word16du" xmlns:w16sdtdh="http://schemas.microsoft.com/office/word/2020/wordml/sdtdatahash" xmlns:w16sdtfl="http://schemas.microsoft.com/office/word/2024/wordml/sdtformatlock" xmlns:w16se="http://schemas.microsoft.com/office/word/2015/wordml/symex" xmlns:wpg="http://schemas.microsoft.com/office/word/2010/wordprocessingGroup" xmlns:wpi="http://schemas.microsoft.com/office/word/2010/wordprocessingInk" xmlns:wne="http://schemas.microsoft.com/office/word/2006/wordml" xmlns:wps="http://schemas.microsoft.com/office/word/2010/wordprocessingShape" mc:Ignorable="w14 w15 w16se w16cid w16 w16cex w16sdtdh w16sdtfl w16du wp14">
+<w:document xmlns:wpc="http://schemas.microsoft.com/office/word/2010/wordprocessingCanvas" xmlns:cx="http://schemas.microsoft.com/office/drawing/2014/chartex" xmlns:cx1="http://schemas.microsoft.com/office/drawing/2015/9/8/chartex" xmlns:cx2="http://schemas.microsoft.com/office/drawing/2015/10/21/chartex" xmlns:cx3="http://schemas.microsoft.com/office/drawing/2016/5/9/chartex" xmlns:cx4="http://schemas.microsoft.com/office/drawing/2016/5/10/chartex" xmlns:cx5="http://schemas.microsoft.com/office/drawing/2016/5/11/chartex" xmlns:cx6="http://schemas.microsoft.com/office/drawing/2016/5/12/chartex" xmlns:cx7="http://schemas.microsoft.com/office/drawing/2016/5/13/chartex" xmlns:cx8="http://schemas.microsoft.com/office/drawing/2016/5/14/chartex" xmlns:mc="http://schemas.openxmlformats.org/markup-compatibility/2006" xmlns:aink="http://schemas.microsoft.com/office/drawing/2016/ink" xmlns:am3d="http://schemas.microsoft.com/office/drawing/2017/model3d" xmlns:o="urn:schemas-microsoft-com:office:office" xmlns:oel="http://schemas.microsoft.com/office/2019/extlst" xmlns:r="http://schemas.openxmlformats.org/officeDocument/2006/relationships" xmlns:m="http://schemas.openxmlformats.org/officeDocument/2006/math" xmlns:v="urn:schemas-microsoft-com:vml" xmlns:wp14="http://schemas.microsoft.com/office/word/2010/wordprocessingDrawing" xmlns:wp="http://schemas.openxmlformats.org/drawingml/2006/wordprocessingDrawing" xmlns:w10="urn:schemas-microsoft-com:office:word" xmlns:w="http://schemas.openxmlformats.org/wordprocessingml/2006/main" xmlns:w14="http://schemas.microsoft.com/office/word/2010/wordml" xmlns:w15="http://schemas.microsoft.com/office/word/2012/wordml" xmlns:w16cex="http://schemas.microsoft.com/office/word/2018/wordml/cex" xmlns:w16cid="http://schemas.microsoft.com/office/word/2016/wordml/cid" xmlns:w16="http://schemas.microsoft.com/office/word/2018/wordml" xmlns:w16du="http://schemas.microsoft.com/office/word/2023/wordml/word16du" xmlns:w16sdtdh="http://schemas.microsoft.com/office/word/2020/wordml/sdtdatahash" xmlns:w16sdtfl="http://schemas.microsoft.com/office/word/2024/wordml/sdtformatlock" xmlns:w16se="http://schemas.microsoft.com/office/word/2015/wordml/symex" xmlns:wpg="http://schemas.microsoft.com/office/word/2010/wordprocessingGroup" xmlns:wpi="http://schemas.microsoft.com/office/word/2010/wordprocessingInk" xmlns:wne="http://schemas.microsoft.com/office/word/2006/wordml" xmlns:wps="http://schemas.microsoft.com/office/word/2010/wordprocessingShape" mc:Ignorable="w14 w15 w16se w16cid w16 w16cex w16sdtdh w16sdtfl w16du wp14">
   <w:body>
     <w:p>
       <w:pPr>
@@ -362,6 +362,7 @@
         </w:rPr>
         <w:t xml:space="preserve"> - </w:t>
       </w:r>
+      <w:proofErr w:type="gramStart"/>
       <w:r>
         <w:rPr>
           <w:rFonts w:ascii="Arial" w:hAnsi="Arial"/>
@@ -370,6 +371,7 @@
         </w:rPr>
         <w:t>Diciembre</w:t>
       </w:r>
+      <w:proofErr w:type="gramEnd"/>
       <w:r>
         <w:rPr>
           <w:rFonts w:ascii="Arial" w:hAnsi="Arial"/>
@@ -948,6 +950,7 @@
         </w:rPr>
         <w:t xml:space="preserve">  </w:t>
       </w:r>
+      <w:proofErr w:type="gramStart"/>
       <w:r>
         <w:rPr>
           <w:rFonts w:ascii="Arial" w:hAnsi="Arial"/>
@@ -957,7 +960,19 @@
           <w:u w:val="single"/>
           <w:lang w:eastAsia="es-ES"/>
         </w:rPr>
-        <w:t>Martes y viernes de</w:t>
+        <w:t>Martes</w:t>
+      </w:r>
+      <w:proofErr w:type="gramEnd"/>
+      <w:r>
+        <w:rPr>
+          <w:rFonts w:ascii="Arial" w:hAnsi="Arial"/>
+          <w:snapToGrid w:val="0"/>
+          <w:sz w:val="22"/>
+          <w:szCs w:val="22"/>
+          <w:u w:val="single"/>
+          <w:lang w:eastAsia="es-ES"/>
+        </w:rPr>
+        <w:t xml:space="preserve"> y viernes de</w:t>
       </w:r>
       <w:r>
         <w:rPr>
@@ -1286,6 +1301,7 @@
         </w:rPr>
         <w:t xml:space="preserve"> </w:t>
       </w:r>
+      <w:proofErr w:type="gramStart"/>
       <w:r>
         <w:rPr>
           <w:rFonts w:ascii="Arial" w:hAnsi="Arial"/>
@@ -1295,7 +1311,19 @@
           <w:u w:val="single"/>
           <w:lang w:eastAsia="es-ES"/>
         </w:rPr>
-        <w:t xml:space="preserve">Lunes y viernes (12:00 a 1:00 p.m.) </w:t>
+        <w:t>Lunes</w:t>
+      </w:r>
+      <w:proofErr w:type="gramEnd"/>
+      <w:r>
+        <w:rPr>
+          <w:rFonts w:ascii="Arial" w:hAnsi="Arial"/>
+          <w:snapToGrid w:val="0"/>
+          <w:sz w:val="22"/>
+          <w:szCs w:val="22"/>
+          <w:u w:val="single"/>
+          <w:lang w:eastAsia="es-ES"/>
+        </w:rPr>
+        <w:t xml:space="preserve"> y viernes (12:00 a 1:00 p.m.) </w:t>
       </w:r>
       <w:r>
         <w:rPr>
@@ -1315,8 +1343,21 @@
           <w:u w:val="single"/>
           <w:lang w:eastAsia="es-ES"/>
         </w:rPr>
-        <w:t xml:space="preserve"> Martes</w:t>
-      </w:r>
+        <w:t xml:space="preserve"> </w:t>
+      </w:r>
+      <w:proofErr w:type="gramStart"/>
+      <w:r>
+        <w:rPr>
+          <w:rFonts w:ascii="Arial" w:hAnsi="Arial"/>
+          <w:snapToGrid w:val="0"/>
+          <w:sz w:val="22"/>
+          <w:szCs w:val="22"/>
+          <w:u w:val="single"/>
+          <w:lang w:eastAsia="es-ES"/>
+        </w:rPr>
+        <w:t>Martes</w:t>
+      </w:r>
+      <w:proofErr w:type="gramEnd"/>
       <w:r>
         <w:rPr>
           <w:rFonts w:ascii="Arial" w:hAnsi="Arial"/>
@@ -1838,8 +1879,16 @@
         <w:rPr>
           <w:sz w:val="22"/>
         </w:rPr>
-        <w:t>e presentarán en Canvas</w:t>
-      </w:r>
+        <w:t xml:space="preserve">e presentarán en </w:t>
+      </w:r>
+      <w:proofErr w:type="spellStart"/>
+      <w:r>
+        <w:rPr>
+          <w:sz w:val="22"/>
+        </w:rPr>
+        <w:t>Canvas</w:t>
+      </w:r>
+      <w:proofErr w:type="spellEnd"/>
       <w:r>
         <w:rPr>
           <w:sz w:val="22"/>
@@ -1959,13 +2008,31 @@
         </w:rPr>
         <w:t xml:space="preserve">: </w:t>
       </w:r>
+      <w:proofErr w:type="gramStart"/>
       <w:r>
         <w:rPr>
           <w:sz w:val="22"/>
           <w:u w:val="single"/>
         </w:rPr>
-        <w:t>Viernes 23 de Octubre</w:t>
-      </w:r>
+        <w:t>Viernes</w:t>
+      </w:r>
+      <w:proofErr w:type="gramEnd"/>
+      <w:r>
+        <w:rPr>
+          <w:sz w:val="22"/>
+          <w:u w:val="single"/>
+        </w:rPr>
+        <w:t xml:space="preserve"> 23 de </w:t>
+      </w:r>
+      <w:proofErr w:type="gramStart"/>
+      <w:r>
+        <w:rPr>
+          <w:sz w:val="22"/>
+          <w:u w:val="single"/>
+        </w:rPr>
+        <w:t>Octubre</w:t>
+      </w:r>
+      <w:proofErr w:type="gramEnd"/>
     </w:p>
     <w:p>
       <w:pPr>
@@ -1997,18 +2064,27 @@
         </w:rPr>
         <w:t xml:space="preserve">: </w:t>
       </w:r>
+      <w:proofErr w:type="gramStart"/>
       <w:r>
         <w:rPr>
           <w:sz w:val="22"/>
           <w:u w:val="single"/>
         </w:rPr>
-        <w:t xml:space="preserve">Lunes </w:t>
-      </w:r>
+        <w:t>Lunes</w:t>
+      </w:r>
+      <w:proofErr w:type="gramEnd"/>
       <w:r>
         <w:rPr>
           <w:sz w:val="22"/>
           <w:u w:val="single"/>
         </w:rPr>
+        <w:t xml:space="preserve"> </w:t>
+      </w:r>
+      <w:r>
+        <w:rPr>
+          <w:sz w:val="22"/>
+          <w:u w:val="single"/>
+        </w:rPr>
         <w:t>1</w:t>
       </w:r>
       <w:r>
@@ -2018,6 +2094,7 @@
         </w:rPr>
         <w:t xml:space="preserve"> de </w:t>
       </w:r>
+      <w:proofErr w:type="gramStart"/>
       <w:r>
         <w:rPr>
           <w:sz w:val="22"/>
@@ -2025,6 +2102,7 @@
         </w:rPr>
         <w:t>Diciembre</w:t>
       </w:r>
+      <w:proofErr w:type="gramEnd"/>
     </w:p>
     <w:p>
       <w:pPr>
@@ -2403,6 +2481,7 @@
         <w:spacing w:before="360" w:after="240" w:line="240" w:lineRule="auto"/>
         <w:rPr>
           <w:b/>
+          <w:color w:val="000000" w:themeColor="text1"/>
           <w:sz w:val="22"/>
           <w14:shadow w14:blurRad="50800" w14:dist="38100" w14:dir="2700000" w14:sx="100000" w14:sy="100000" w14:kx="0" w14:ky="0" w14:algn="tl">
             <w14:srgbClr w14:val="000000">
@@ -2414,6 +2493,7 @@
       <w:r>
         <w:rPr>
           <w:b/>
+          <w:color w:val="000000" w:themeColor="text1"/>
           <w:sz w:val="22"/>
           <w14:shadow w14:blurRad="50800" w14:dist="38100" w14:dir="2700000" w14:sx="100000" w14:sy="100000" w14:kx="0" w14:ky="0" w14:algn="tl">
             <w14:srgbClr w14:val="000000">
@@ -2423,551 +2503,10 @@
         </w:rPr>
         <w:t>EVALUACIÓN DEL CURSO</w:t>
       </w:r>
-    </w:p>
-    <w:p>
-      <w:pPr>
-        <w:tabs>
-          <w:tab w:val="left" w:pos="1134"/>
-          <w:tab w:val="left" w:pos="3402"/>
-          <w:tab w:val="left" w:pos="5529"/>
-          <w:tab w:val="right" w:pos="8789"/>
-        </w:tabs>
-        <w:spacing w:before="60"/>
-        <w:rPr>
-          <w:rFonts w:ascii="Arial" w:hAnsi="Arial"/>
-          <w:sz w:val="22"/>
-        </w:rPr>
-      </w:pPr>
-      <w:r>
-        <w:rPr>
-          <w:rFonts w:ascii="Arial" w:hAnsi="Arial"/>
-          <w:color w:val="3B3838"/>
-          <w:sz w:val="22"/>
-          <w:szCs w:val="22"/>
-        </w:rPr>
-        <w:t xml:space="preserve">  </w:t>
-      </w:r>
-      <w:r>
-        <w:rPr>
-          <w:rFonts w:ascii="Arial" w:hAnsi="Arial"/>
-          <w:color w:val="3B3838"/>
-          <w:sz w:val="22"/>
-          <w:szCs w:val="22"/>
-        </w:rPr>
-        <w:t>4</w:t>
-      </w:r>
-      <w:r>
-        <w:rPr>
-          <w:rFonts w:ascii="Arial" w:hAnsi="Arial"/>
-          <w:color w:val="3B3838"/>
-          <w:sz w:val="22"/>
-          <w:szCs w:val="22"/>
-        </w:rPr>
-        <w:t xml:space="preserve"> %   </w:t>
-      </w:r>
-      <w:r>
-        <w:rPr>
-          <w:rFonts w:ascii="Arial" w:hAnsi="Arial"/>
-          <w:color w:val="3B3838"/>
-          <w:sz w:val="22"/>
-          <w:szCs w:val="22"/>
-        </w:rPr>
-        <w:tab/>
-      </w:r>
-      <w:r>
-        <w:rPr>
-          <w:rFonts w:ascii="Arial" w:hAnsi="Arial"/>
-          <w:color w:val="3B3838"/>
-          <w:sz w:val="22"/>
-          <w:szCs w:val="22"/>
-        </w:rPr>
-        <w:t>Actividad: ¡Estudia el módulo de niv</w:t>
-      </w:r>
-      <w:r>
-        <w:rPr>
-          <w:rFonts w:ascii="Arial" w:hAnsi="Arial"/>
-          <w:color w:val="3B3838"/>
-          <w:sz w:val="22"/>
-          <w:szCs w:val="22"/>
-        </w:rPr>
-        <w:t>elación</w:t>
-      </w:r>
-      <w:r>
-        <w:rPr>
-          <w:rFonts w:ascii="Arial" w:hAnsi="Arial"/>
-          <w:color w:val="3B3838"/>
-          <w:sz w:val="22"/>
-          <w:szCs w:val="22"/>
-        </w:rPr>
-        <w:t>!</w:t>
-      </w:r>
-      <w:r>
-        <w:rPr>
-          <w:rFonts w:ascii="Arial" w:hAnsi="Arial"/>
-          <w:sz w:val="22"/>
-        </w:rPr>
-        <w:t xml:space="preserve">                      </w:t>
-      </w:r>
-    </w:p>
-    <w:p>
-      <w:pPr>
-        <w:tabs>
-          <w:tab w:val="left" w:pos="1134"/>
-          <w:tab w:val="left" w:pos="3402"/>
-          <w:tab w:val="left" w:pos="5529"/>
-          <w:tab w:val="right" w:pos="8789"/>
-        </w:tabs>
-        <w:spacing w:before="60"/>
-        <w:rPr>
-          <w:rFonts w:ascii="Arial" w:hAnsi="Arial"/>
-          <w:sz w:val="22"/>
-        </w:rPr>
-      </w:pPr>
-      <w:r>
-        <w:rPr>
-          <w:rFonts w:ascii="Arial" w:hAnsi="Arial"/>
-          <w:color w:val="3B3838"/>
-          <w:sz w:val="22"/>
-          <w:szCs w:val="22"/>
-        </w:rPr>
-        <w:t xml:space="preserve">  </w:t>
-      </w:r>
-      <w:r>
-        <w:rPr>
-          <w:rFonts w:ascii="Arial" w:hAnsi="Arial"/>
-          <w:color w:val="3B3838"/>
-          <w:sz w:val="22"/>
-          <w:szCs w:val="22"/>
-        </w:rPr>
-        <w:t>1</w:t>
-      </w:r>
-      <w:r>
-        <w:rPr>
-          <w:rFonts w:ascii="Arial" w:hAnsi="Arial"/>
-          <w:color w:val="3B3838"/>
-          <w:sz w:val="22"/>
-          <w:szCs w:val="22"/>
-        </w:rPr>
-        <w:t xml:space="preserve"> %   </w:t>
-      </w:r>
-      <w:r>
-        <w:rPr>
-          <w:rFonts w:ascii="Arial" w:hAnsi="Arial"/>
-          <w:color w:val="3B3838"/>
-          <w:sz w:val="22"/>
-          <w:szCs w:val="22"/>
-        </w:rPr>
-        <w:tab/>
-      </w:r>
-      <w:r>
-        <w:rPr>
-          <w:rFonts w:ascii="Arial" w:hAnsi="Arial"/>
-          <w:color w:val="3B3838"/>
-          <w:sz w:val="22"/>
-          <w:szCs w:val="22"/>
-        </w:rPr>
-        <w:t>Actividad: Diagnóstico final de conocimientos previos</w:t>
-      </w:r>
-      <w:r>
-        <w:rPr>
-          <w:rFonts w:ascii="Arial" w:hAnsi="Arial"/>
-          <w:sz w:val="22"/>
-        </w:rPr>
-        <w:t xml:space="preserve">                      </w:t>
-      </w:r>
-    </w:p>
-    <w:p>
-      <w:pPr>
-        <w:tabs>
-          <w:tab w:val="left" w:pos="1134"/>
-          <w:tab w:val="right" w:pos="4253"/>
-          <w:tab w:val="left" w:pos="5529"/>
-          <w:tab w:val="right" w:pos="8789"/>
-        </w:tabs>
-        <w:spacing w:before="60"/>
-        <w:rPr>
-          <w:rFonts w:ascii="Arial" w:hAnsi="Arial"/>
-          <w:sz w:val="22"/>
-        </w:rPr>
-      </w:pPr>
-      <w:r>
-        <w:rPr>
-          <w:rFonts w:ascii="Arial" w:hAnsi="Arial"/>
-          <w:sz w:val="22"/>
-        </w:rPr>
-        <w:t xml:space="preserve">  6 %          Exámenes rápidos</w:t>
-      </w:r>
-    </w:p>
-    <w:p>
-      <w:pPr>
-        <w:tabs>
-          <w:tab w:val="left" w:pos="1134"/>
-          <w:tab w:val="right" w:pos="4253"/>
-          <w:tab w:val="left" w:pos="5529"/>
-          <w:tab w:val="right" w:pos="8789"/>
-        </w:tabs>
-        <w:spacing w:before="60"/>
-        <w:rPr>
-          <w:rFonts w:ascii="Arial" w:hAnsi="Arial"/>
-          <w:sz w:val="22"/>
-        </w:rPr>
-      </w:pPr>
-      <w:r>
-        <w:rPr>
-          <w:rFonts w:ascii="Arial" w:hAnsi="Arial"/>
-          <w:sz w:val="22"/>
-        </w:rPr>
-        <w:t xml:space="preserve">10 %   </w:t>
-      </w:r>
-      <w:r>
-        <w:rPr>
-          <w:rFonts w:ascii="Arial" w:hAnsi="Arial"/>
-          <w:sz w:val="22"/>
-        </w:rPr>
-        <w:tab/>
-        <w:t>Laboratorios</w:t>
-      </w:r>
-    </w:p>
-    <w:p>
-      <w:pPr>
-        <w:tabs>
-          <w:tab w:val="left" w:pos="1134"/>
-          <w:tab w:val="left" w:pos="3402"/>
-          <w:tab w:val="left" w:pos="5529"/>
-          <w:tab w:val="right" w:pos="8789"/>
-        </w:tabs>
-        <w:spacing w:before="60"/>
-        <w:rPr>
-          <w:rFonts w:ascii="Arial" w:hAnsi="Arial"/>
-          <w:sz w:val="22"/>
-        </w:rPr>
-      </w:pPr>
-      <w:r>
-        <w:rPr>
-          <w:rFonts w:ascii="Arial" w:hAnsi="Arial"/>
-          <w:sz w:val="22"/>
-        </w:rPr>
-        <w:t xml:space="preserve">  7 </w:t>
-      </w:r>
-      <w:r>
-        <w:rPr>
-          <w:rFonts w:ascii="Arial" w:hAnsi="Arial"/>
-          <w:sz w:val="22"/>
-        </w:rPr>
-        <w:t xml:space="preserve">%   </w:t>
-      </w:r>
-      <w:r>
-        <w:rPr>
-          <w:rFonts w:ascii="Arial" w:hAnsi="Arial"/>
-          <w:sz w:val="22"/>
-        </w:rPr>
-        <w:tab/>
-        <w:t>Actividades en clase</w:t>
-      </w:r>
-    </w:p>
-    <w:p>
-      <w:pPr>
-        <w:tabs>
-          <w:tab w:val="left" w:pos="1134"/>
-          <w:tab w:val="left" w:pos="3402"/>
-          <w:tab w:val="left" w:pos="5529"/>
-          <w:tab w:val="right" w:pos="8789"/>
-        </w:tabs>
-        <w:spacing w:before="60"/>
-        <w:rPr>
-          <w:rFonts w:ascii="Arial" w:hAnsi="Arial"/>
-          <w:sz w:val="22"/>
-        </w:rPr>
-      </w:pPr>
-      <w:r>
-        <w:rPr>
-          <w:rFonts w:ascii="Arial" w:hAnsi="Arial"/>
-          <w:sz w:val="22"/>
-        </w:rPr>
-        <w:t xml:space="preserve">  5 </w:t>
-      </w:r>
-      <w:r>
-        <w:rPr>
-          <w:rFonts w:ascii="Arial" w:hAnsi="Arial"/>
-          <w:sz w:val="22"/>
-        </w:rPr>
-        <w:t xml:space="preserve">%   </w:t>
-      </w:r>
-      <w:r>
-        <w:rPr>
-          <w:rFonts w:ascii="Arial" w:hAnsi="Arial"/>
-          <w:sz w:val="22"/>
-        </w:rPr>
-        <w:tab/>
-        <w:t>Tareas</w:t>
-      </w:r>
-    </w:p>
-    <w:p>
-      <w:pPr>
-        <w:tabs>
-          <w:tab w:val="left" w:pos="1134"/>
-          <w:tab w:val="left" w:pos="3402"/>
-          <w:tab w:val="left" w:pos="5529"/>
-          <w:tab w:val="right" w:pos="8789"/>
-        </w:tabs>
-        <w:spacing w:before="60"/>
-        <w:rPr>
-          <w:rFonts w:ascii="Arial" w:hAnsi="Arial"/>
-          <w:sz w:val="22"/>
-        </w:rPr>
-      </w:pPr>
-      <w:r>
-        <w:rPr>
-          <w:rFonts w:ascii="Arial" w:hAnsi="Arial"/>
-          <w:sz w:val="22"/>
-        </w:rPr>
-        <w:t xml:space="preserve"> </w:t>
-      </w:r>
-      <w:r>
-        <w:rPr>
-          <w:rFonts w:ascii="Arial" w:hAnsi="Arial"/>
-          <w:sz w:val="22"/>
-        </w:rPr>
-        <w:t>1</w:t>
-      </w:r>
-      <w:r>
-        <w:rPr>
-          <w:rFonts w:ascii="Arial" w:hAnsi="Arial"/>
-          <w:sz w:val="22"/>
-        </w:rPr>
-        <w:t xml:space="preserve">7 </w:t>
-      </w:r>
-      <w:r>
-        <w:rPr>
-          <w:rFonts w:ascii="Arial" w:hAnsi="Arial"/>
-          <w:sz w:val="22"/>
-        </w:rPr>
-        <w:t xml:space="preserve">%   </w:t>
-      </w:r>
-      <w:r>
-        <w:rPr>
-          <w:rFonts w:ascii="Arial" w:hAnsi="Arial"/>
-          <w:sz w:val="22"/>
-        </w:rPr>
-        <w:tab/>
-      </w:r>
-      <w:r>
-        <w:rPr>
-          <w:rFonts w:ascii="Arial" w:hAnsi="Arial"/>
-          <w:sz w:val="22"/>
-        </w:rPr>
-        <w:t>Solución de Situación Problema</w:t>
-      </w:r>
-      <w:r>
-        <w:rPr>
-          <w:rFonts w:ascii="Arial" w:hAnsi="Arial"/>
-          <w:sz w:val="22"/>
-        </w:rPr>
-        <w:t xml:space="preserve">                      </w:t>
-      </w:r>
-    </w:p>
-    <w:p>
-      <w:pPr>
-        <w:tabs>
-          <w:tab w:val="left" w:pos="1134"/>
-          <w:tab w:val="left" w:pos="3402"/>
-          <w:tab w:val="left" w:pos="5529"/>
-          <w:tab w:val="right" w:pos="8789"/>
-        </w:tabs>
-        <w:spacing w:before="60"/>
-        <w:rPr>
-          <w:rFonts w:ascii="Arial" w:hAnsi="Arial"/>
-          <w:sz w:val="22"/>
-        </w:rPr>
-      </w:pPr>
-      <w:r>
-        <w:rPr>
-          <w:rFonts w:ascii="Arial" w:hAnsi="Arial"/>
-          <w:sz w:val="22"/>
-        </w:rPr>
-        <w:t>20</w:t>
-      </w:r>
-      <w:r>
-        <w:rPr>
-          <w:rFonts w:ascii="Arial" w:hAnsi="Arial"/>
-          <w:sz w:val="22"/>
-        </w:rPr>
-        <w:t xml:space="preserve"> </w:t>
-      </w:r>
-      <w:r>
-        <w:rPr>
-          <w:rFonts w:ascii="Arial" w:hAnsi="Arial"/>
-          <w:sz w:val="22"/>
-        </w:rPr>
-        <w:t xml:space="preserve">%   </w:t>
-      </w:r>
-      <w:r>
-        <w:rPr>
-          <w:rFonts w:ascii="Arial" w:hAnsi="Arial"/>
-          <w:sz w:val="22"/>
-        </w:rPr>
-        <w:tab/>
-      </w:r>
-      <w:r>
-        <w:rPr>
-          <w:rFonts w:ascii="Arial" w:hAnsi="Arial"/>
-          <w:sz w:val="22"/>
-        </w:rPr>
-        <w:t>Examen</w:t>
-      </w:r>
-      <w:r>
-        <w:rPr>
-          <w:rFonts w:ascii="Arial" w:hAnsi="Arial"/>
-          <w:sz w:val="22"/>
-        </w:rPr>
-        <w:t xml:space="preserve"> </w:t>
-      </w:r>
-      <w:r>
-        <w:rPr>
-          <w:rFonts w:ascii="Arial" w:hAnsi="Arial"/>
-          <w:sz w:val="22"/>
-        </w:rPr>
-        <w:t>de Medio</w:t>
-      </w:r>
-      <w:r>
-        <w:rPr>
-          <w:rFonts w:ascii="Arial" w:hAnsi="Arial"/>
-          <w:sz w:val="22"/>
-        </w:rPr>
-        <w:t xml:space="preserve"> </w:t>
-      </w:r>
-      <w:r>
-        <w:rPr>
-          <w:rFonts w:ascii="Arial" w:hAnsi="Arial"/>
-          <w:sz w:val="22"/>
-        </w:rPr>
-        <w:t>T</w:t>
-      </w:r>
-      <w:r>
-        <w:rPr>
-          <w:rFonts w:ascii="Arial" w:hAnsi="Arial"/>
-          <w:sz w:val="22"/>
-        </w:rPr>
-        <w:t>érmino</w:t>
-      </w:r>
-      <w:r>
-        <w:rPr>
-          <w:rFonts w:ascii="Arial" w:hAnsi="Arial"/>
-          <w:sz w:val="22"/>
-        </w:rPr>
-        <w:t xml:space="preserve">                      </w:t>
-      </w:r>
-    </w:p>
-    <w:p>
-      <w:pPr>
-        <w:tabs>
-          <w:tab w:val="left" w:pos="1134"/>
-          <w:tab w:val="right" w:pos="4253"/>
-          <w:tab w:val="left" w:pos="5529"/>
-          <w:tab w:val="right" w:pos="8789"/>
-        </w:tabs>
-        <w:spacing w:before="60"/>
-        <w:rPr>
-          <w:rFonts w:ascii="Arial" w:hAnsi="Arial"/>
-          <w:sz w:val="22"/>
-        </w:rPr>
-      </w:pPr>
-      <w:r>
-        <w:rPr>
-          <w:rFonts w:ascii="Arial" w:hAnsi="Arial"/>
-          <w:sz w:val="22"/>
-        </w:rPr>
-        <w:t>3</w:t>
-      </w:r>
-      <w:r>
-        <w:rPr>
-          <w:rFonts w:ascii="Arial" w:hAnsi="Arial"/>
-          <w:sz w:val="22"/>
-        </w:rPr>
-        <w:t>0</w:t>
-      </w:r>
-      <w:r>
-        <w:rPr>
-          <w:rFonts w:ascii="Arial" w:hAnsi="Arial"/>
-          <w:sz w:val="22"/>
-        </w:rPr>
-        <w:t xml:space="preserve"> </w:t>
-      </w:r>
-      <w:r>
-        <w:rPr>
-          <w:rFonts w:ascii="Arial" w:hAnsi="Arial"/>
-          <w:sz w:val="22"/>
-        </w:rPr>
-        <w:t>%</w:t>
-      </w:r>
-      <w:r>
-        <w:rPr>
-          <w:rFonts w:ascii="Arial" w:hAnsi="Arial"/>
-          <w:sz w:val="22"/>
-        </w:rPr>
-        <w:tab/>
-        <w:t xml:space="preserve">Examen </w:t>
-      </w:r>
-      <w:r>
-        <w:rPr>
-          <w:rFonts w:ascii="Arial" w:hAnsi="Arial"/>
-          <w:sz w:val="22"/>
-        </w:rPr>
-        <w:t>final</w:t>
-      </w:r>
-    </w:p>
-    <w:p>
-      <w:pPr>
-        <w:tabs>
-          <w:tab w:val="left" w:pos="1134"/>
-          <w:tab w:val="right" w:pos="4253"/>
-          <w:tab w:val="left" w:pos="5529"/>
-          <w:tab w:val="right" w:pos="8789"/>
-        </w:tabs>
-        <w:spacing w:before="60" w:after="60"/>
-        <w:rPr>
-          <w:rFonts w:ascii="Arial" w:hAnsi="Arial"/>
-          <w:sz w:val="22"/>
-        </w:rPr>
-      </w:pPr>
-      <w:r>
-        <w:rPr>
-          <w:rFonts w:ascii="Arial" w:hAnsi="Arial"/>
-          <w:sz w:val="22"/>
-        </w:rPr>
-        <w:t>----------------------------------------------------------------------------------------</w:t>
-      </w:r>
-    </w:p>
-    <w:p>
-      <w:pPr>
-        <w:pStyle w:val="Textoindependiente"/>
-        <w:spacing w:before="0" w:line="240" w:lineRule="auto"/>
-        <w:rPr>
-          <w:sz w:val="22"/>
-        </w:rPr>
-      </w:pPr>
-      <w:r>
-        <w:rPr>
-          <w:sz w:val="22"/>
-        </w:rPr>
-        <w:t>100%</w:t>
-      </w:r>
-    </w:p>
-    <w:p>
-      <w:pPr>
-        <w:pStyle w:val="Textoindependiente"/>
-        <w:spacing w:before="0" w:line="240" w:lineRule="auto"/>
-        <w:rPr>
-          <w:sz w:val="22"/>
-        </w:rPr>
-      </w:pPr>
-    </w:p>
-    <w:p>
-      <w:pPr>
-        <w:pStyle w:val="Textoindependiente"/>
-        <w:spacing w:before="360" w:after="240" w:line="240" w:lineRule="auto"/>
-        <w:rPr>
-          <w:b/>
+      <w:r>
+        <w:rPr>
+          <w:b/>
+          <w:color w:val="000000" w:themeColor="text1"/>
           <w:sz w:val="22"/>
           <w14:shadow w14:blurRad="50800" w14:dist="38100" w14:dir="2700000" w14:sx="100000" w14:sy="100000" w14:kx="0" w14:ky="0" w14:algn="tl">
             <w14:srgbClr w14:val="000000">
@@ -2975,10 +2514,12 @@
             </w14:srgbClr>
           </w14:shadow>
         </w:rPr>
-      </w:pPr>
-      <w:r>
-        <w:rPr>
-          <w:b/>
+        <w:t xml:space="preserve"> (</w:t>
+      </w:r>
+      <w:r>
+        <w:rPr>
+          <w:b/>
+          <w:color w:val="000000" w:themeColor="text1"/>
           <w:sz w:val="22"/>
           <w14:shadow w14:blurRad="50800" w14:dist="38100" w14:dir="2700000" w14:sx="100000" w14:sy="100000" w14:kx="0" w14:ky="0" w14:algn="tl">
             <w14:srgbClr w14:val="000000">
@@ -2986,538 +2527,12 @@
             </w14:srgbClr>
           </w14:shadow>
         </w:rPr>
-        <w:t>EVALUACIÓN DEL CURSO</w:t>
-      </w:r>
-    </w:p>
-    <w:p>
-      <w:pPr>
-        <w:tabs>
-          <w:tab w:val="left" w:pos="1134"/>
-          <w:tab w:val="left" w:pos="3402"/>
-          <w:tab w:val="left" w:pos="5529"/>
-          <w:tab w:val="right" w:pos="8789"/>
-        </w:tabs>
-        <w:spacing w:before="60"/>
-        <w:rPr>
-          <w:rFonts w:ascii="Arial" w:hAnsi="Arial"/>
-          <w:sz w:val="22"/>
-        </w:rPr>
-      </w:pPr>
-      <w:r>
-        <w:rPr>
-          <w:rFonts w:ascii="Arial" w:hAnsi="Arial"/>
-          <w:color w:val="3B3838"/>
-          <w:sz w:val="22"/>
-          <w:szCs w:val="22"/>
-        </w:rPr>
-        <w:t xml:space="preserve">  </w:t>
-      </w:r>
-      <w:r>
-        <w:rPr>
-          <w:rFonts w:ascii="Arial" w:hAnsi="Arial"/>
-          <w:color w:val="3B3838"/>
-          <w:sz w:val="22"/>
-          <w:szCs w:val="22"/>
-        </w:rPr>
-        <w:t xml:space="preserve">  </w:t>
-      </w:r>
-      <w:r>
-        <w:rPr>
-          <w:rFonts w:ascii="Arial" w:hAnsi="Arial"/>
-          <w:color w:val="3B3838"/>
-          <w:sz w:val="22"/>
-          <w:szCs w:val="22"/>
-        </w:rPr>
-        <w:t>4</w:t>
-      </w:r>
-      <w:r>
-        <w:rPr>
-          <w:rFonts w:ascii="Arial" w:hAnsi="Arial"/>
-          <w:color w:val="3B3838"/>
-          <w:sz w:val="22"/>
-          <w:szCs w:val="22"/>
-        </w:rPr>
-        <w:t xml:space="preserve"> %   </w:t>
-      </w:r>
-      <w:r>
-        <w:rPr>
-          <w:rFonts w:ascii="Arial" w:hAnsi="Arial"/>
-          <w:color w:val="3B3838"/>
-          <w:sz w:val="22"/>
-          <w:szCs w:val="22"/>
-        </w:rPr>
-        <w:tab/>
-      </w:r>
-      <w:r>
-        <w:rPr>
-          <w:rFonts w:ascii="Arial" w:hAnsi="Arial"/>
-          <w:color w:val="3B3838"/>
-          <w:sz w:val="22"/>
-          <w:szCs w:val="22"/>
-        </w:rPr>
-        <w:t>Actividad: ¡Estudia el módulo de nivelación!</w:t>
-      </w:r>
-      <w:r>
-        <w:rPr>
-          <w:rFonts w:ascii="Arial" w:hAnsi="Arial"/>
-          <w:sz w:val="22"/>
-        </w:rPr>
-        <w:t xml:space="preserve">                      </w:t>
-      </w:r>
-    </w:p>
-    <w:p>
-      <w:pPr>
-        <w:tabs>
-          <w:tab w:val="left" w:pos="1134"/>
-          <w:tab w:val="left" w:pos="3402"/>
-          <w:tab w:val="left" w:pos="5529"/>
-          <w:tab w:val="right" w:pos="8789"/>
-        </w:tabs>
-        <w:spacing w:before="60"/>
-        <w:rPr>
-          <w:rFonts w:ascii="Arial" w:hAnsi="Arial"/>
-          <w:sz w:val="22"/>
-        </w:rPr>
-      </w:pPr>
-      <w:r>
-        <w:rPr>
-          <w:rFonts w:ascii="Arial" w:hAnsi="Arial"/>
-          <w:color w:val="3B3838"/>
-          <w:sz w:val="22"/>
-          <w:szCs w:val="22"/>
-        </w:rPr>
-        <w:t xml:space="preserve"> </w:t>
-      </w:r>
-      <w:r>
-        <w:rPr>
-          <w:rFonts w:ascii="Arial" w:hAnsi="Arial"/>
-          <w:color w:val="3B3838"/>
-          <w:sz w:val="22"/>
-          <w:szCs w:val="22"/>
-        </w:rPr>
-        <w:t xml:space="preserve">  </w:t>
-      </w:r>
-      <w:r>
-        <w:rPr>
-          <w:rFonts w:ascii="Arial" w:hAnsi="Arial"/>
-          <w:color w:val="3B3838"/>
-          <w:sz w:val="22"/>
-          <w:szCs w:val="22"/>
-        </w:rPr>
-        <w:t xml:space="preserve"> </w:t>
-      </w:r>
-      <w:r>
-        <w:rPr>
-          <w:rFonts w:ascii="Arial" w:hAnsi="Arial"/>
-          <w:color w:val="3B3838"/>
-          <w:sz w:val="22"/>
-          <w:szCs w:val="22"/>
-        </w:rPr>
-        <w:t>1</w:t>
-      </w:r>
-      <w:r>
-        <w:rPr>
-          <w:rFonts w:ascii="Arial" w:hAnsi="Arial"/>
-          <w:color w:val="3B3838"/>
-          <w:sz w:val="22"/>
-          <w:szCs w:val="22"/>
-        </w:rPr>
-        <w:t xml:space="preserve"> %   </w:t>
-      </w:r>
-      <w:r>
-        <w:rPr>
-          <w:rFonts w:ascii="Arial" w:hAnsi="Arial"/>
-          <w:color w:val="3B3838"/>
-          <w:sz w:val="22"/>
-          <w:szCs w:val="22"/>
-        </w:rPr>
-        <w:tab/>
-      </w:r>
-      <w:r>
-        <w:rPr>
-          <w:rFonts w:ascii="Arial" w:hAnsi="Arial"/>
-          <w:color w:val="3B3838"/>
-          <w:sz w:val="22"/>
-          <w:szCs w:val="22"/>
-        </w:rPr>
-        <w:t>Actividad: Diagnóstico final de conocimientos previos</w:t>
-      </w:r>
-      <w:r>
-        <w:rPr>
-          <w:rFonts w:ascii="Arial" w:hAnsi="Arial"/>
-          <w:sz w:val="22"/>
-        </w:rPr>
-        <w:t xml:space="preserve">                      </w:t>
-      </w:r>
-    </w:p>
-    <w:p>
-      <w:pPr>
-        <w:tabs>
-          <w:tab w:val="left" w:pos="1134"/>
-          <w:tab w:val="right" w:pos="4253"/>
-          <w:tab w:val="left" w:pos="5529"/>
-          <w:tab w:val="right" w:pos="8789"/>
-        </w:tabs>
-        <w:spacing w:before="60"/>
-        <w:rPr>
-          <w:rFonts w:ascii="Arial" w:hAnsi="Arial"/>
-          <w:sz w:val="22"/>
-        </w:rPr>
-      </w:pPr>
-      <w:r>
-        <w:rPr>
-          <w:rFonts w:ascii="Arial" w:hAnsi="Arial"/>
-          <w:sz w:val="22"/>
-        </w:rPr>
-        <w:t xml:space="preserve">  </w:t>
-      </w:r>
-      <w:r>
-        <w:rPr>
-          <w:rFonts w:ascii="Arial" w:hAnsi="Arial"/>
-          <w:sz w:val="22"/>
-        </w:rPr>
-        <w:t>10 %        Exámenes rápidos</w:t>
-      </w:r>
-    </w:p>
-    <w:p>
-      <w:pPr>
-        <w:tabs>
-          <w:tab w:val="left" w:pos="1134"/>
-          <w:tab w:val="right" w:pos="4253"/>
-          <w:tab w:val="left" w:pos="5529"/>
-          <w:tab w:val="right" w:pos="8789"/>
-        </w:tabs>
-        <w:spacing w:before="60"/>
-        <w:rPr>
-          <w:rFonts w:ascii="Arial" w:hAnsi="Arial"/>
-          <w:sz w:val="22"/>
-        </w:rPr>
-      </w:pPr>
-      <w:r>
-        <w:rPr>
-          <w:rFonts w:ascii="Arial" w:hAnsi="Arial"/>
-          <w:sz w:val="22"/>
-        </w:rPr>
-        <w:t xml:space="preserve">  </w:t>
-      </w:r>
-      <w:r>
-        <w:rPr>
-          <w:rFonts w:ascii="Arial" w:hAnsi="Arial"/>
-          <w:sz w:val="22"/>
-        </w:rPr>
-        <w:t xml:space="preserve">10 %   </w:t>
-      </w:r>
-      <w:r>
-        <w:rPr>
-          <w:rFonts w:ascii="Arial" w:hAnsi="Arial"/>
-          <w:sz w:val="22"/>
-        </w:rPr>
-        <w:tab/>
-        <w:t>Laboratorios</w:t>
-      </w:r>
-    </w:p>
-    <w:p>
-      <w:pPr>
-        <w:tabs>
-          <w:tab w:val="left" w:pos="1134"/>
-          <w:tab w:val="left" w:pos="3402"/>
-          <w:tab w:val="left" w:pos="5529"/>
-          <w:tab w:val="right" w:pos="8789"/>
-        </w:tabs>
-        <w:spacing w:before="60"/>
-        <w:rPr>
-          <w:rFonts w:ascii="Arial" w:hAnsi="Arial"/>
-          <w:sz w:val="22"/>
-        </w:rPr>
-      </w:pPr>
-      <w:r>
-        <w:rPr>
-          <w:rFonts w:ascii="Arial" w:hAnsi="Arial"/>
-          <w:sz w:val="22"/>
-        </w:rPr>
-        <w:t xml:space="preserve"> </w:t>
-      </w:r>
-      <w:r>
-        <w:rPr>
-          <w:rFonts w:ascii="Arial" w:hAnsi="Arial"/>
-          <w:sz w:val="22"/>
-        </w:rPr>
-        <w:t xml:space="preserve"> </w:t>
-      </w:r>
-      <w:r>
-        <w:rPr>
-          <w:rFonts w:ascii="Arial" w:hAnsi="Arial"/>
-          <w:sz w:val="22"/>
-        </w:rPr>
-        <w:t>10</w:t>
-      </w:r>
-      <w:r>
-        <w:rPr>
-          <w:rFonts w:ascii="Arial" w:hAnsi="Arial"/>
-          <w:sz w:val="22"/>
-        </w:rPr>
-        <w:t xml:space="preserve"> </w:t>
-      </w:r>
-      <w:r>
-        <w:rPr>
-          <w:rFonts w:ascii="Arial" w:hAnsi="Arial"/>
-          <w:sz w:val="22"/>
-        </w:rPr>
-        <w:t xml:space="preserve">%   </w:t>
-      </w:r>
-      <w:r>
-        <w:rPr>
-          <w:rFonts w:ascii="Arial" w:hAnsi="Arial"/>
-          <w:sz w:val="22"/>
-        </w:rPr>
-        <w:tab/>
-        <w:t xml:space="preserve">Actividades </w:t>
-      </w:r>
-      <w:r>
-        <w:rPr>
-          <w:rFonts w:ascii="Arial" w:hAnsi="Arial"/>
-          <w:sz w:val="22"/>
-        </w:rPr>
-        <w:t>y tareas</w:t>
-      </w:r>
-    </w:p>
-    <w:p>
-      <w:pPr>
-        <w:tabs>
-          <w:tab w:val="left" w:pos="1134"/>
-          <w:tab w:val="left" w:pos="3402"/>
-          <w:tab w:val="left" w:pos="5529"/>
-          <w:tab w:val="right" w:pos="8789"/>
-        </w:tabs>
-        <w:spacing w:before="60"/>
-        <w:rPr>
-          <w:rFonts w:ascii="Arial" w:hAnsi="Arial"/>
-          <w:sz w:val="22"/>
-        </w:rPr>
-      </w:pPr>
-      <w:r>
-        <w:rPr>
-          <w:rFonts w:ascii="Arial" w:hAnsi="Arial"/>
-          <w:sz w:val="22"/>
-        </w:rPr>
-        <w:t xml:space="preserve">  </w:t>
-      </w:r>
-      <w:r>
-        <w:rPr>
-          <w:rFonts w:ascii="Arial" w:hAnsi="Arial"/>
-          <w:sz w:val="22"/>
-        </w:rPr>
-        <w:t>1</w:t>
-      </w:r>
-      <w:r>
-        <w:rPr>
-          <w:rFonts w:ascii="Arial" w:hAnsi="Arial"/>
-          <w:sz w:val="22"/>
-        </w:rPr>
-        <w:t>5</w:t>
-      </w:r>
-      <w:r>
-        <w:rPr>
-          <w:rFonts w:ascii="Arial" w:hAnsi="Arial"/>
-          <w:sz w:val="22"/>
-        </w:rPr>
-        <w:t xml:space="preserve"> </w:t>
-      </w:r>
-      <w:r>
-        <w:rPr>
-          <w:rFonts w:ascii="Arial" w:hAnsi="Arial"/>
-          <w:sz w:val="22"/>
-        </w:rPr>
-        <w:t xml:space="preserve">%   </w:t>
-      </w:r>
-      <w:r>
-        <w:rPr>
-          <w:rFonts w:ascii="Arial" w:hAnsi="Arial"/>
-          <w:sz w:val="22"/>
-        </w:rPr>
-        <w:tab/>
-        <w:t>Solución de Situación Problema</w:t>
-      </w:r>
-      <w:r>
-        <w:rPr>
-          <w:rFonts w:ascii="Arial" w:hAnsi="Arial"/>
-          <w:sz w:val="22"/>
-        </w:rPr>
-        <w:t xml:space="preserve">                      </w:t>
-      </w:r>
-    </w:p>
-    <w:p>
-      <w:pPr>
-        <w:tabs>
-          <w:tab w:val="left" w:pos="1134"/>
-          <w:tab w:val="left" w:pos="3402"/>
-          <w:tab w:val="left" w:pos="5529"/>
-          <w:tab w:val="right" w:pos="8789"/>
-        </w:tabs>
-        <w:spacing w:before="60"/>
-        <w:rPr>
-          <w:rFonts w:ascii="Arial" w:hAnsi="Arial"/>
-          <w:sz w:val="22"/>
-        </w:rPr>
-      </w:pPr>
-      <w:r>
-        <w:rPr>
-          <w:rFonts w:ascii="Arial" w:hAnsi="Arial"/>
-          <w:sz w:val="22"/>
-        </w:rPr>
-        <w:t xml:space="preserve">  </w:t>
-      </w:r>
-      <w:r>
-        <w:rPr>
-          <w:rFonts w:ascii="Arial" w:hAnsi="Arial"/>
-          <w:sz w:val="22"/>
-        </w:rPr>
-        <w:t xml:space="preserve">20 </w:t>
-      </w:r>
-      <w:r>
-        <w:rPr>
-          <w:rFonts w:ascii="Arial" w:hAnsi="Arial"/>
-          <w:sz w:val="22"/>
-        </w:rPr>
-        <w:t xml:space="preserve">%   </w:t>
-      </w:r>
-      <w:r>
-        <w:rPr>
-          <w:rFonts w:ascii="Arial" w:hAnsi="Arial"/>
-          <w:sz w:val="22"/>
-        </w:rPr>
-        <w:tab/>
-      </w:r>
-      <w:r>
-        <w:rPr>
-          <w:rFonts w:ascii="Arial" w:hAnsi="Arial"/>
-          <w:sz w:val="22"/>
-        </w:rPr>
-        <w:t>Examen</w:t>
-      </w:r>
-      <w:r>
-        <w:rPr>
-          <w:rFonts w:ascii="Arial" w:hAnsi="Arial"/>
-          <w:sz w:val="22"/>
-        </w:rPr>
-        <w:t xml:space="preserve"> de Medio Término</w:t>
-      </w:r>
-      <w:r>
-        <w:rPr>
-          <w:rFonts w:ascii="Arial" w:hAnsi="Arial"/>
-          <w:sz w:val="22"/>
-        </w:rPr>
-        <w:t xml:space="preserve">                      </w:t>
-      </w:r>
-    </w:p>
-    <w:p>
-      <w:pPr>
-        <w:tabs>
-          <w:tab w:val="left" w:pos="1134"/>
-          <w:tab w:val="right" w:pos="4253"/>
-          <w:tab w:val="left" w:pos="5529"/>
-          <w:tab w:val="right" w:pos="8789"/>
-        </w:tabs>
-        <w:spacing w:before="60"/>
-        <w:rPr>
-          <w:rFonts w:ascii="Arial" w:hAnsi="Arial"/>
-          <w:sz w:val="22"/>
-        </w:rPr>
-      </w:pPr>
-      <w:r>
-        <w:rPr>
-          <w:rFonts w:ascii="Arial" w:hAnsi="Arial"/>
-          <w:sz w:val="22"/>
-        </w:rPr>
-        <w:t xml:space="preserve">  </w:t>
-      </w:r>
-      <w:r>
-        <w:rPr>
-          <w:rFonts w:ascii="Arial" w:hAnsi="Arial"/>
-          <w:sz w:val="22"/>
-        </w:rPr>
-        <w:t xml:space="preserve">30 </w:t>
-      </w:r>
-      <w:r>
-        <w:rPr>
-          <w:rFonts w:ascii="Arial" w:hAnsi="Arial"/>
-          <w:sz w:val="22"/>
-        </w:rPr>
-        <w:t>%</w:t>
-      </w:r>
-      <w:r>
-        <w:rPr>
-          <w:rFonts w:ascii="Arial" w:hAnsi="Arial"/>
-          <w:sz w:val="22"/>
-        </w:rPr>
-        <w:tab/>
-        <w:t>Examen final</w:t>
-      </w:r>
-    </w:p>
-    <w:p>
-      <w:pPr>
-        <w:tabs>
-          <w:tab w:val="left" w:pos="1134"/>
-          <w:tab w:val="right" w:pos="4253"/>
-          <w:tab w:val="left" w:pos="5529"/>
-          <w:tab w:val="right" w:pos="8789"/>
-        </w:tabs>
-        <w:spacing w:before="60" w:after="60"/>
-        <w:rPr>
-          <w:rFonts w:ascii="Arial" w:hAnsi="Arial"/>
-          <w:sz w:val="22"/>
-        </w:rPr>
-      </w:pPr>
-      <w:r>
-        <w:rPr>
-          <w:rFonts w:ascii="Arial" w:hAnsi="Arial"/>
-          <w:sz w:val="22"/>
-        </w:rPr>
-        <w:t>----------------------------------------------------------------------------------------</w:t>
-      </w:r>
-    </w:p>
-    <w:p>
-      <w:pPr>
-        <w:pStyle w:val="Textoindependiente"/>
-        <w:spacing w:before="0" w:line="240" w:lineRule="auto"/>
-        <w:rPr>
-          <w:sz w:val="22"/>
-        </w:rPr>
-      </w:pPr>
-      <w:r>
-        <w:rPr>
-          <w:sz w:val="22"/>
-        </w:rPr>
-        <w:t>100</w:t>
-      </w:r>
-      <w:r>
-        <w:rPr>
-          <w:sz w:val="22"/>
-        </w:rPr>
-        <w:t xml:space="preserve"> </w:t>
-      </w:r>
-      <w:r>
-        <w:rPr>
-          <w:sz w:val="22"/>
-        </w:rPr>
-        <w:t>%</w:t>
-      </w:r>
-    </w:p>
-    <w:p>
-      <w:pPr>
-        <w:pStyle w:val="Textoindependiente"/>
-        <w:spacing w:before="0" w:line="240" w:lineRule="auto"/>
-        <w:rPr>
-          <w:sz w:val="22"/>
-        </w:rPr>
-      </w:pPr>
-    </w:p>
-    <w:p>
-      <w:pPr>
-        <w:pStyle w:val="Textoindependiente"/>
-        <w:spacing w:before="360" w:line="240" w:lineRule="auto"/>
-        <w:rPr>
-          <w:b/>
+        <w:t>PLAN 2026</w:t>
+      </w:r>
+      <w:r>
+        <w:rPr>
+          <w:b/>
+          <w:color w:val="000000" w:themeColor="text1"/>
           <w:sz w:val="22"/>
           <w14:shadow w14:blurRad="50800" w14:dist="38100" w14:dir="2700000" w14:sx="100000" w14:sy="100000" w14:kx="0" w14:ky="0" w14:algn="tl">
             <w14:srgbClr w14:val="000000">
@@ -3525,10 +2540,528 @@
             </w14:srgbClr>
           </w14:shadow>
         </w:rPr>
-      </w:pPr>
-      <w:r>
-        <w:rPr>
-          <w:b/>
+        <w:t>)</w:t>
+      </w:r>
+    </w:p>
+    <w:p>
+      <w:pPr>
+        <w:tabs>
+          <w:tab w:val="left" w:pos="1134"/>
+          <w:tab w:val="left" w:pos="3402"/>
+          <w:tab w:val="left" w:pos="5529"/>
+          <w:tab w:val="right" w:pos="8789"/>
+        </w:tabs>
+        <w:spacing w:before="60"/>
+        <w:rPr>
+          <w:rFonts w:ascii="Arial" w:hAnsi="Arial"/>
+          <w:color w:val="000000" w:themeColor="text1"/>
+          <w:sz w:val="22"/>
+        </w:rPr>
+      </w:pPr>
+      <w:r>
+        <w:rPr>
+          <w:rFonts w:ascii="Arial" w:hAnsi="Arial"/>
+          <w:color w:val="000000" w:themeColor="text1"/>
+          <w:sz w:val="22"/>
+          <w:szCs w:val="22"/>
+        </w:rPr>
+        <w:t xml:space="preserve">  </w:t>
+      </w:r>
+      <w:r>
+        <w:rPr>
+          <w:rFonts w:ascii="Arial" w:hAnsi="Arial"/>
+          <w:color w:val="000000" w:themeColor="text1"/>
+          <w:sz w:val="22"/>
+          <w:szCs w:val="22"/>
+        </w:rPr>
+        <w:t>4</w:t>
+      </w:r>
+      <w:r>
+        <w:rPr>
+          <w:rFonts w:ascii="Arial" w:hAnsi="Arial"/>
+          <w:color w:val="000000" w:themeColor="text1"/>
+          <w:sz w:val="22"/>
+          <w:szCs w:val="22"/>
+        </w:rPr>
+        <w:t xml:space="preserve"> %   </w:t>
+      </w:r>
+      <w:r>
+        <w:rPr>
+          <w:rFonts w:ascii="Arial" w:hAnsi="Arial"/>
+          <w:color w:val="000000" w:themeColor="text1"/>
+          <w:sz w:val="22"/>
+          <w:szCs w:val="22"/>
+        </w:rPr>
+        <w:tab/>
+      </w:r>
+      <w:r>
+        <w:rPr>
+          <w:rFonts w:ascii="Arial" w:hAnsi="Arial"/>
+          <w:color w:val="000000" w:themeColor="text1"/>
+          <w:sz w:val="22"/>
+          <w:szCs w:val="22"/>
+        </w:rPr>
+        <w:t>Actividad: ¡Estudia el módulo de niv</w:t>
+      </w:r>
+      <w:r>
+        <w:rPr>
+          <w:rFonts w:ascii="Arial" w:hAnsi="Arial"/>
+          <w:color w:val="000000" w:themeColor="text1"/>
+          <w:sz w:val="22"/>
+          <w:szCs w:val="22"/>
+        </w:rPr>
+        <w:t>elación</w:t>
+      </w:r>
+      <w:r>
+        <w:rPr>
+          <w:rFonts w:ascii="Arial" w:hAnsi="Arial"/>
+          <w:color w:val="000000" w:themeColor="text1"/>
+          <w:sz w:val="22"/>
+          <w:szCs w:val="22"/>
+        </w:rPr>
+        <w:t>!</w:t>
+      </w:r>
+      <w:r>
+        <w:rPr>
+          <w:rFonts w:ascii="Arial" w:hAnsi="Arial"/>
+          <w:color w:val="000000" w:themeColor="text1"/>
+          <w:sz w:val="22"/>
+        </w:rPr>
+        <w:t xml:space="preserve">                      </w:t>
+      </w:r>
+    </w:p>
+    <w:p>
+      <w:pPr>
+        <w:tabs>
+          <w:tab w:val="left" w:pos="1134"/>
+          <w:tab w:val="left" w:pos="3402"/>
+          <w:tab w:val="left" w:pos="5529"/>
+          <w:tab w:val="right" w:pos="8789"/>
+        </w:tabs>
+        <w:spacing w:before="60"/>
+        <w:rPr>
+          <w:rFonts w:ascii="Arial" w:hAnsi="Arial"/>
+          <w:color w:val="000000" w:themeColor="text1"/>
+          <w:sz w:val="22"/>
+        </w:rPr>
+      </w:pPr>
+      <w:r>
+        <w:rPr>
+          <w:rFonts w:ascii="Arial" w:hAnsi="Arial"/>
+          <w:color w:val="000000" w:themeColor="text1"/>
+          <w:sz w:val="22"/>
+          <w:szCs w:val="22"/>
+        </w:rPr>
+        <w:t xml:space="preserve">  1 %   </w:t>
+      </w:r>
+      <w:r>
+        <w:rPr>
+          <w:rFonts w:ascii="Arial" w:hAnsi="Arial"/>
+          <w:color w:val="000000" w:themeColor="text1"/>
+          <w:sz w:val="22"/>
+          <w:szCs w:val="22"/>
+        </w:rPr>
+        <w:tab/>
+        <w:t>Actividad: Diagnóstico final de conocimientos previos</w:t>
+      </w:r>
+      <w:r>
+        <w:rPr>
+          <w:rFonts w:ascii="Arial" w:hAnsi="Arial"/>
+          <w:color w:val="000000" w:themeColor="text1"/>
+          <w:sz w:val="22"/>
+        </w:rPr>
+        <w:t xml:space="preserve">                      </w:t>
+      </w:r>
+    </w:p>
+    <w:p>
+      <w:pPr>
+        <w:tabs>
+          <w:tab w:val="left" w:pos="1134"/>
+          <w:tab w:val="right" w:pos="4253"/>
+          <w:tab w:val="left" w:pos="5529"/>
+          <w:tab w:val="right" w:pos="8789"/>
+        </w:tabs>
+        <w:spacing w:before="60"/>
+        <w:rPr>
+          <w:rFonts w:ascii="Arial" w:hAnsi="Arial"/>
+          <w:color w:val="000000" w:themeColor="text1"/>
+          <w:sz w:val="22"/>
+        </w:rPr>
+      </w:pPr>
+      <w:r>
+        <w:rPr>
+          <w:rFonts w:ascii="Arial" w:hAnsi="Arial"/>
+          <w:color w:val="000000" w:themeColor="text1"/>
+          <w:sz w:val="22"/>
+        </w:rPr>
+        <w:t xml:space="preserve">  6 %          Exámenes rápidos</w:t>
+      </w:r>
+    </w:p>
+    <w:p>
+      <w:pPr>
+        <w:tabs>
+          <w:tab w:val="left" w:pos="1134"/>
+          <w:tab w:val="right" w:pos="4253"/>
+          <w:tab w:val="left" w:pos="5529"/>
+          <w:tab w:val="right" w:pos="8789"/>
+        </w:tabs>
+        <w:spacing w:before="60"/>
+        <w:rPr>
+          <w:rFonts w:ascii="Arial" w:hAnsi="Arial"/>
+          <w:color w:val="000000" w:themeColor="text1"/>
+          <w:sz w:val="22"/>
+        </w:rPr>
+      </w:pPr>
+      <w:r>
+        <w:rPr>
+          <w:rFonts w:ascii="Arial" w:hAnsi="Arial"/>
+          <w:color w:val="000000" w:themeColor="text1"/>
+          <w:sz w:val="22"/>
+        </w:rPr>
+        <w:t xml:space="preserve">10 %   </w:t>
+      </w:r>
+      <w:r>
+        <w:rPr>
+          <w:rFonts w:ascii="Arial" w:hAnsi="Arial"/>
+          <w:color w:val="000000" w:themeColor="text1"/>
+          <w:sz w:val="22"/>
+        </w:rPr>
+        <w:tab/>
+        <w:t>Laboratorios</w:t>
+      </w:r>
+    </w:p>
+    <w:p>
+      <w:pPr>
+        <w:tabs>
+          <w:tab w:val="left" w:pos="1134"/>
+          <w:tab w:val="left" w:pos="3402"/>
+          <w:tab w:val="left" w:pos="5529"/>
+          <w:tab w:val="right" w:pos="8789"/>
+        </w:tabs>
+        <w:spacing w:before="60"/>
+        <w:rPr>
+          <w:rFonts w:ascii="Arial" w:hAnsi="Arial"/>
+          <w:color w:val="000000" w:themeColor="text1"/>
+          <w:sz w:val="22"/>
+        </w:rPr>
+      </w:pPr>
+      <w:r>
+        <w:rPr>
+          <w:rFonts w:ascii="Arial" w:hAnsi="Arial"/>
+          <w:color w:val="000000" w:themeColor="text1"/>
+          <w:sz w:val="22"/>
+        </w:rPr>
+        <w:t xml:space="preserve">  7 %   </w:t>
+      </w:r>
+      <w:r>
+        <w:rPr>
+          <w:rFonts w:ascii="Arial" w:hAnsi="Arial"/>
+          <w:color w:val="000000" w:themeColor="text1"/>
+          <w:sz w:val="22"/>
+        </w:rPr>
+        <w:tab/>
+        <w:t>Actividades en clase</w:t>
+      </w:r>
+    </w:p>
+    <w:p>
+      <w:pPr>
+        <w:tabs>
+          <w:tab w:val="left" w:pos="1134"/>
+          <w:tab w:val="left" w:pos="3402"/>
+          <w:tab w:val="left" w:pos="5529"/>
+          <w:tab w:val="right" w:pos="8789"/>
+        </w:tabs>
+        <w:spacing w:before="60"/>
+        <w:rPr>
+          <w:rFonts w:ascii="Arial" w:hAnsi="Arial"/>
+          <w:color w:val="000000" w:themeColor="text1"/>
+          <w:sz w:val="22"/>
+        </w:rPr>
+      </w:pPr>
+      <w:r>
+        <w:rPr>
+          <w:rFonts w:ascii="Arial" w:hAnsi="Arial"/>
+          <w:color w:val="000000" w:themeColor="text1"/>
+          <w:sz w:val="22"/>
+        </w:rPr>
+        <w:t xml:space="preserve">  5 %   </w:t>
+      </w:r>
+      <w:r>
+        <w:rPr>
+          <w:rFonts w:ascii="Arial" w:hAnsi="Arial"/>
+          <w:color w:val="000000" w:themeColor="text1"/>
+          <w:sz w:val="22"/>
+        </w:rPr>
+        <w:tab/>
+        <w:t>Tareas</w:t>
+      </w:r>
+    </w:p>
+    <w:p>
+      <w:pPr>
+        <w:tabs>
+          <w:tab w:val="left" w:pos="1134"/>
+          <w:tab w:val="left" w:pos="3402"/>
+          <w:tab w:val="left" w:pos="5529"/>
+          <w:tab w:val="right" w:pos="8789"/>
+        </w:tabs>
+        <w:spacing w:before="60"/>
+        <w:rPr>
+          <w:rFonts w:ascii="Arial" w:hAnsi="Arial"/>
+          <w:color w:val="000000" w:themeColor="text1"/>
+          <w:sz w:val="22"/>
+        </w:rPr>
+      </w:pPr>
+      <w:r>
+        <w:rPr>
+          <w:rFonts w:ascii="Arial" w:hAnsi="Arial"/>
+          <w:color w:val="000000" w:themeColor="text1"/>
+          <w:sz w:val="22"/>
+        </w:rPr>
+        <w:t xml:space="preserve"> </w:t>
+      </w:r>
+      <w:r>
+        <w:rPr>
+          <w:rFonts w:ascii="Arial" w:hAnsi="Arial"/>
+          <w:color w:val="000000" w:themeColor="text1"/>
+          <w:sz w:val="22"/>
+        </w:rPr>
+        <w:t>1</w:t>
+      </w:r>
+      <w:r>
+        <w:rPr>
+          <w:rFonts w:ascii="Arial" w:hAnsi="Arial"/>
+          <w:color w:val="000000" w:themeColor="text1"/>
+          <w:sz w:val="22"/>
+        </w:rPr>
+        <w:t xml:space="preserve">7 %   </w:t>
+      </w:r>
+      <w:r>
+        <w:rPr>
+          <w:rFonts w:ascii="Arial" w:hAnsi="Arial"/>
+          <w:color w:val="000000" w:themeColor="text1"/>
+          <w:sz w:val="22"/>
+        </w:rPr>
+        <w:tab/>
+      </w:r>
+      <w:r>
+        <w:rPr>
+          <w:rFonts w:ascii="Arial" w:hAnsi="Arial"/>
+          <w:color w:val="000000" w:themeColor="text1"/>
+          <w:sz w:val="22"/>
+        </w:rPr>
+        <w:t>Solución de Situación Problema</w:t>
+      </w:r>
+      <w:r>
+        <w:rPr>
+          <w:rFonts w:ascii="Arial" w:hAnsi="Arial"/>
+          <w:color w:val="000000" w:themeColor="text1"/>
+          <w:sz w:val="22"/>
+        </w:rPr>
+        <w:t xml:space="preserve">                      </w:t>
+      </w:r>
+    </w:p>
+    <w:p>
+      <w:pPr>
+        <w:tabs>
+          <w:tab w:val="left" w:pos="1134"/>
+          <w:tab w:val="left" w:pos="3402"/>
+          <w:tab w:val="left" w:pos="5529"/>
+          <w:tab w:val="right" w:pos="8789"/>
+        </w:tabs>
+        <w:spacing w:before="60"/>
+        <w:rPr>
+          <w:rFonts w:ascii="Arial" w:hAnsi="Arial"/>
+          <w:color w:val="000000" w:themeColor="text1"/>
+          <w:sz w:val="22"/>
+        </w:rPr>
+      </w:pPr>
+      <w:r>
+        <w:rPr>
+          <w:rFonts w:ascii="Arial" w:hAnsi="Arial"/>
+          <w:color w:val="000000" w:themeColor="text1"/>
+          <w:sz w:val="22"/>
+        </w:rPr>
+        <w:t>20</w:t>
+      </w:r>
+      <w:r>
+        <w:rPr>
+          <w:rFonts w:ascii="Arial" w:hAnsi="Arial"/>
+          <w:color w:val="000000" w:themeColor="text1"/>
+          <w:sz w:val="22"/>
+        </w:rPr>
+        <w:t xml:space="preserve"> </w:t>
+      </w:r>
+      <w:r>
+        <w:rPr>
+          <w:rFonts w:ascii="Arial" w:hAnsi="Arial"/>
+          <w:color w:val="000000" w:themeColor="text1"/>
+          <w:sz w:val="22"/>
+        </w:rPr>
+        <w:t xml:space="preserve">%   </w:t>
+      </w:r>
+      <w:r>
+        <w:rPr>
+          <w:rFonts w:ascii="Arial" w:hAnsi="Arial"/>
+          <w:color w:val="000000" w:themeColor="text1"/>
+          <w:sz w:val="22"/>
+        </w:rPr>
+        <w:tab/>
+        <w:t xml:space="preserve">Examen </w:t>
+      </w:r>
+      <w:r>
+        <w:rPr>
+          <w:rFonts w:ascii="Arial" w:hAnsi="Arial"/>
+          <w:color w:val="000000" w:themeColor="text1"/>
+          <w:sz w:val="22"/>
+        </w:rPr>
+        <w:t>de Medio</w:t>
+      </w:r>
+      <w:r>
+        <w:rPr>
+          <w:rFonts w:ascii="Arial" w:hAnsi="Arial"/>
+          <w:color w:val="000000" w:themeColor="text1"/>
+          <w:sz w:val="22"/>
+        </w:rPr>
+        <w:t xml:space="preserve"> </w:t>
+      </w:r>
+      <w:r>
+        <w:rPr>
+          <w:rFonts w:ascii="Arial" w:hAnsi="Arial"/>
+          <w:color w:val="000000" w:themeColor="text1"/>
+          <w:sz w:val="22"/>
+        </w:rPr>
+        <w:t>T</w:t>
+      </w:r>
+      <w:r>
+        <w:rPr>
+          <w:rFonts w:ascii="Arial" w:hAnsi="Arial"/>
+          <w:color w:val="000000" w:themeColor="text1"/>
+          <w:sz w:val="22"/>
+        </w:rPr>
+        <w:t>érmino</w:t>
+      </w:r>
+      <w:r>
+        <w:rPr>
+          <w:rFonts w:ascii="Arial" w:hAnsi="Arial"/>
+          <w:color w:val="000000" w:themeColor="text1"/>
+          <w:sz w:val="22"/>
+        </w:rPr>
+        <w:t xml:space="preserve">                      </w:t>
+      </w:r>
+    </w:p>
+    <w:p>
+      <w:pPr>
+        <w:tabs>
+          <w:tab w:val="left" w:pos="1134"/>
+          <w:tab w:val="right" w:pos="4253"/>
+          <w:tab w:val="left" w:pos="5529"/>
+          <w:tab w:val="right" w:pos="8789"/>
+        </w:tabs>
+        <w:spacing w:before="60"/>
+        <w:rPr>
+          <w:rFonts w:ascii="Arial" w:hAnsi="Arial"/>
+          <w:color w:val="000000" w:themeColor="text1"/>
+          <w:sz w:val="22"/>
+        </w:rPr>
+      </w:pPr>
+      <w:r>
+        <w:rPr>
+          <w:rFonts w:ascii="Arial" w:hAnsi="Arial"/>
+          <w:color w:val="000000" w:themeColor="text1"/>
+          <w:sz w:val="22"/>
+        </w:rPr>
+        <w:t>3</w:t>
+      </w:r>
+      <w:r>
+        <w:rPr>
+          <w:rFonts w:ascii="Arial" w:hAnsi="Arial"/>
+          <w:color w:val="000000" w:themeColor="text1"/>
+          <w:sz w:val="22"/>
+        </w:rPr>
+        <w:t>0</w:t>
+      </w:r>
+      <w:r>
+        <w:rPr>
+          <w:rFonts w:ascii="Arial" w:hAnsi="Arial"/>
+          <w:color w:val="000000" w:themeColor="text1"/>
+          <w:sz w:val="22"/>
+        </w:rPr>
+        <w:t xml:space="preserve"> </w:t>
+      </w:r>
+      <w:r>
+        <w:rPr>
+          <w:rFonts w:ascii="Arial" w:hAnsi="Arial"/>
+          <w:color w:val="000000" w:themeColor="text1"/>
+          <w:sz w:val="22"/>
+        </w:rPr>
+        <w:t>%</w:t>
+      </w:r>
+      <w:r>
+        <w:rPr>
+          <w:rFonts w:ascii="Arial" w:hAnsi="Arial"/>
+          <w:color w:val="000000" w:themeColor="text1"/>
+          <w:sz w:val="22"/>
+        </w:rPr>
+        <w:tab/>
+        <w:t xml:space="preserve">Examen </w:t>
+      </w:r>
+      <w:r>
+        <w:rPr>
+          <w:rFonts w:ascii="Arial" w:hAnsi="Arial"/>
+          <w:color w:val="000000" w:themeColor="text1"/>
+          <w:sz w:val="22"/>
+        </w:rPr>
+        <w:t>final</w:t>
+      </w:r>
+    </w:p>
+    <w:p>
+      <w:pPr>
+        <w:tabs>
+          <w:tab w:val="left" w:pos="1134"/>
+          <w:tab w:val="right" w:pos="4253"/>
+          <w:tab w:val="left" w:pos="5529"/>
+          <w:tab w:val="right" w:pos="8789"/>
+        </w:tabs>
+        <w:spacing w:before="60" w:after="60"/>
+        <w:rPr>
+          <w:rFonts w:ascii="Arial" w:hAnsi="Arial"/>
+          <w:color w:val="000000" w:themeColor="text1"/>
+          <w:sz w:val="22"/>
+        </w:rPr>
+      </w:pPr>
+      <w:r>
+        <w:rPr>
+          <w:rFonts w:ascii="Arial" w:hAnsi="Arial"/>
+          <w:color w:val="000000" w:themeColor="text1"/>
+          <w:sz w:val="22"/>
+        </w:rPr>
+        <w:t>----------------------------------------------------------------------------------------</w:t>
+      </w:r>
+    </w:p>
+    <w:p>
+      <w:pPr>
+        <w:pStyle w:val="Textoindependiente"/>
+        <w:spacing w:before="0" w:line="240" w:lineRule="auto"/>
+        <w:rPr>
+          <w:color w:val="000000" w:themeColor="text1"/>
+          <w:sz w:val="22"/>
+        </w:rPr>
+      </w:pPr>
+      <w:r>
+        <w:rPr>
+          <w:color w:val="000000" w:themeColor="text1"/>
+          <w:sz w:val="22"/>
+        </w:rPr>
+        <w:t>100%</w:t>
+      </w:r>
+    </w:p>
+    <w:p>
+      <w:pPr>
+        <w:pStyle w:val="Textoindependiente"/>
+        <w:spacing w:before="360" w:after="240" w:line="240" w:lineRule="auto"/>
+        <w:rPr>
+          <w:b/>
+          <w:color w:val="000000" w:themeColor="text1"/>
           <w:sz w:val="22"/>
           <w14:shadow w14:blurRad="50800" w14:dist="38100" w14:dir="2700000" w14:sx="100000" w14:sy="100000" w14:kx="0" w14:ky="0" w14:algn="tl">
             <w14:srgbClr w14:val="000000">
@@ -3536,11 +3069,11 @@
             </w14:srgbClr>
           </w14:shadow>
         </w:rPr>
-        <w:t xml:space="preserve">REQUISITOS PARA LA PRESENTACIÓN DE </w:t>
-      </w:r>
-      <w:r>
-        <w:rPr>
-          <w:b/>
+      </w:pPr>
+      <w:r>
+        <w:rPr>
+          <w:b/>
+          <w:color w:val="000000" w:themeColor="text1"/>
           <w:sz w:val="22"/>
           <w14:shadow w14:blurRad="50800" w14:dist="38100" w14:dir="2700000" w14:sx="100000" w14:sy="100000" w14:kx="0" w14:ky="0" w14:algn="tl">
             <w14:srgbClr w14:val="000000">
@@ -3548,216 +3081,12 @@
             </w14:srgbClr>
           </w14:shadow>
         </w:rPr>
-        <w:t>EXAMENES</w:t>
-      </w:r>
-    </w:p>
-    <w:p>
-      <w:pPr>
-        <w:pStyle w:val="Textoindependiente"/>
-        <w:spacing w:line="360" w:lineRule="exact"/>
-        <w:rPr>
-          <w:b/>
-          <w:bCs/>
-          <w:color w:val="FF0000"/>
-          <w:sz w:val="22"/>
-          <w:szCs w:val="22"/>
-        </w:rPr>
-      </w:pPr>
-      <w:r>
-        <w:rPr>
-          <w:color w:val="3B3838"/>
-          <w:sz w:val="22"/>
-          <w:szCs w:val="22"/>
-        </w:rPr>
-        <w:t xml:space="preserve">Para la presentación de los exámenes rápidos, </w:t>
-      </w:r>
-      <w:r>
-        <w:rPr>
-          <w:color w:val="3B3838"/>
-          <w:sz w:val="22"/>
-          <w:szCs w:val="22"/>
-        </w:rPr>
-        <w:t>de medio término y final</w:t>
-      </w:r>
-      <w:r>
-        <w:rPr>
-          <w:color w:val="3B3838"/>
-          <w:sz w:val="22"/>
-          <w:szCs w:val="22"/>
-        </w:rPr>
-        <w:t xml:space="preserve"> se necesitará</w:t>
-      </w:r>
-      <w:r>
-        <w:rPr>
-          <w:color w:val="3B3838"/>
-          <w:sz w:val="22"/>
-          <w:szCs w:val="22"/>
-        </w:rPr>
-        <w:t xml:space="preserve"> ins</w:t>
-      </w:r>
-      <w:r>
-        <w:rPr>
-          <w:color w:val="3B3838"/>
-          <w:sz w:val="22"/>
-          <w:szCs w:val="22"/>
-        </w:rPr>
-        <w:t xml:space="preserve">talar </w:t>
-      </w:r>
-      <w:r>
-        <w:rPr>
-          <w:b/>
-          <w:bCs/>
-          <w:color w:val="3B3838"/>
-          <w:sz w:val="22"/>
-          <w:szCs w:val="22"/>
-        </w:rPr>
-        <w:t>Respondus</w:t>
-      </w:r>
-      <w:r>
-        <w:rPr>
-          <w:color w:val="3B3838"/>
-          <w:sz w:val="22"/>
-          <w:szCs w:val="22"/>
-        </w:rPr>
-        <w:t xml:space="preserve"> </w:t>
-      </w:r>
-      <w:r>
-        <w:rPr>
-          <w:b/>
-          <w:bCs/>
-          <w:color w:val="3B3838"/>
-          <w:sz w:val="22"/>
-          <w:szCs w:val="22"/>
-        </w:rPr>
-        <w:t>LockDown Browser</w:t>
-      </w:r>
-      <w:r>
-        <w:rPr>
-          <w:color w:val="3B3838"/>
-          <w:sz w:val="22"/>
-          <w:szCs w:val="22"/>
-        </w:rPr>
-        <w:t xml:space="preserve"> en sus computadoras. </w:t>
-      </w:r>
-      <w:r>
-        <w:rPr>
-          <w:b/>
-          <w:bCs/>
-          <w:color w:val="FF0000"/>
-          <w:sz w:val="22"/>
-          <w:szCs w:val="22"/>
-        </w:rPr>
-        <w:t xml:space="preserve">No está permitido utilizar equipos </w:t>
-      </w:r>
-      <w:r>
-        <w:rPr>
-          <w:b/>
-          <w:bCs/>
-          <w:color w:val="FF0000"/>
-          <w:sz w:val="22"/>
-          <w:szCs w:val="22"/>
-        </w:rPr>
-        <w:t>M</w:t>
-      </w:r>
-      <w:r>
-        <w:rPr>
-          <w:b/>
-          <w:bCs/>
-          <w:color w:val="FF0000"/>
-          <w:sz w:val="22"/>
-          <w:szCs w:val="22"/>
-        </w:rPr>
-        <w:t>ac para realizar ningún tipo de examen.</w:t>
-      </w:r>
-    </w:p>
-    <w:p>
-      <w:pPr>
-        <w:pStyle w:val="Textoindependiente"/>
-        <w:spacing w:line="300" w:lineRule="exact"/>
-        <w:rPr>
-          <w:sz w:val="22"/>
-          <w:lang w:val="es-MX"/>
-        </w:rPr>
-      </w:pPr>
-      <w:r>
-        <w:rPr>
-          <w:b/>
-          <w:bCs/>
-          <w:sz w:val="22"/>
-          <w:lang w:val="es-MX"/>
-        </w:rPr>
-        <w:t>NOTA:</w:t>
-      </w:r>
-      <w:r>
-        <w:rPr>
-          <w:sz w:val="22"/>
-          <w:lang w:val="es-MX"/>
-        </w:rPr>
-        <w:t xml:space="preserve"> </w:t>
-      </w:r>
-      <w:r>
-        <w:rPr>
-          <w:sz w:val="22"/>
-          <w:lang w:val="es-MX"/>
-        </w:rPr>
-        <w:t xml:space="preserve">Solamente está permitido el celular para </w:t>
-      </w:r>
-      <w:r>
-        <w:rPr>
-          <w:sz w:val="22"/>
-          <w:lang w:val="es-MX"/>
-        </w:rPr>
-        <w:t>autenticarse al inicio de su examen</w:t>
-      </w:r>
-      <w:r>
-        <w:rPr>
-          <w:sz w:val="22"/>
-          <w:lang w:val="es-MX"/>
-        </w:rPr>
-        <w:t>,</w:t>
-      </w:r>
-      <w:r>
-        <w:rPr>
-          <w:sz w:val="22"/>
-          <w:lang w:val="es-MX"/>
-        </w:rPr>
-        <w:t xml:space="preserve"> </w:t>
-      </w:r>
-      <w:r>
-        <w:rPr>
-          <w:sz w:val="22"/>
-          <w:lang w:val="es-MX"/>
-        </w:rPr>
-        <w:t xml:space="preserve">cualquier herramienta externa de </w:t>
-      </w:r>
-      <w:r>
-        <w:rPr>
-          <w:sz w:val="22"/>
-          <w:lang w:val="es-MX"/>
-        </w:rPr>
-        <w:t>comunicación está prohibid</w:t>
-      </w:r>
-      <w:r>
-        <w:rPr>
-          <w:sz w:val="22"/>
-          <w:lang w:val="es-MX"/>
-        </w:rPr>
-        <w:t>a</w:t>
-      </w:r>
-      <w:r>
-        <w:rPr>
-          <w:sz w:val="22"/>
-          <w:lang w:val="es-MX"/>
-        </w:rPr>
-        <w:t xml:space="preserve"> durante los exámenes.</w:t>
-      </w:r>
-    </w:p>
-    <w:p>
-      <w:pPr>
-        <w:pStyle w:val="Textoindependiente"/>
-        <w:spacing w:before="360" w:line="240" w:lineRule="auto"/>
-        <w:rPr>
-          <w:b/>
+        <w:t>EVALUACIÓN DEL CURSO</w:t>
+      </w:r>
+      <w:r>
+        <w:rPr>
+          <w:b/>
+          <w:color w:val="000000" w:themeColor="text1"/>
           <w:sz w:val="22"/>
           <w14:shadow w14:blurRad="50800" w14:dist="38100" w14:dir="2700000" w14:sx="100000" w14:sy="100000" w14:kx="0" w14:ky="0" w14:algn="tl">
             <w14:srgbClr w14:val="000000">
@@ -3765,10 +3094,502 @@
             </w14:srgbClr>
           </w14:shadow>
         </w:rPr>
-      </w:pPr>
-      <w:r>
-        <w:rPr>
-          <w:b/>
+        <w:t xml:space="preserve"> (MI PROPUESTA)</w:t>
+      </w:r>
+    </w:p>
+    <w:p>
+      <w:pPr>
+        <w:tabs>
+          <w:tab w:val="left" w:pos="1134"/>
+          <w:tab w:val="left" w:pos="3402"/>
+          <w:tab w:val="left" w:pos="5529"/>
+          <w:tab w:val="right" w:pos="8789"/>
+        </w:tabs>
+        <w:spacing w:before="60"/>
+        <w:rPr>
+          <w:rFonts w:ascii="Arial" w:hAnsi="Arial"/>
+          <w:color w:val="000000" w:themeColor="text1"/>
+          <w:sz w:val="22"/>
+        </w:rPr>
+      </w:pPr>
+      <w:r>
+        <w:rPr>
+          <w:rFonts w:ascii="Arial" w:hAnsi="Arial"/>
+          <w:color w:val="000000" w:themeColor="text1"/>
+          <w:sz w:val="22"/>
+          <w:szCs w:val="22"/>
+        </w:rPr>
+        <w:t xml:space="preserve">  </w:t>
+      </w:r>
+      <w:r>
+        <w:rPr>
+          <w:rFonts w:ascii="Arial" w:hAnsi="Arial"/>
+          <w:color w:val="000000" w:themeColor="text1"/>
+          <w:sz w:val="22"/>
+          <w:szCs w:val="22"/>
+        </w:rPr>
+        <w:t xml:space="preserve">  </w:t>
+      </w:r>
+      <w:r>
+        <w:rPr>
+          <w:rFonts w:ascii="Arial" w:hAnsi="Arial"/>
+          <w:color w:val="000000" w:themeColor="text1"/>
+          <w:sz w:val="22"/>
+          <w:szCs w:val="22"/>
+        </w:rPr>
+        <w:t xml:space="preserve">4 %   </w:t>
+      </w:r>
+      <w:r>
+        <w:rPr>
+          <w:rFonts w:ascii="Arial" w:hAnsi="Arial"/>
+          <w:color w:val="000000" w:themeColor="text1"/>
+          <w:sz w:val="22"/>
+          <w:szCs w:val="22"/>
+        </w:rPr>
+        <w:tab/>
+        <w:t>Actividad: ¡Estudia el módulo de nivelación!</w:t>
+      </w:r>
+      <w:r>
+        <w:rPr>
+          <w:rFonts w:ascii="Arial" w:hAnsi="Arial"/>
+          <w:color w:val="000000" w:themeColor="text1"/>
+          <w:sz w:val="22"/>
+        </w:rPr>
+        <w:t xml:space="preserve">                      </w:t>
+      </w:r>
+    </w:p>
+    <w:p>
+      <w:pPr>
+        <w:tabs>
+          <w:tab w:val="left" w:pos="1134"/>
+          <w:tab w:val="left" w:pos="3402"/>
+          <w:tab w:val="left" w:pos="5529"/>
+          <w:tab w:val="right" w:pos="8789"/>
+        </w:tabs>
+        <w:spacing w:before="60"/>
+        <w:rPr>
+          <w:rFonts w:ascii="Arial" w:hAnsi="Arial"/>
+          <w:color w:val="000000" w:themeColor="text1"/>
+          <w:sz w:val="22"/>
+        </w:rPr>
+      </w:pPr>
+      <w:r>
+        <w:rPr>
+          <w:rFonts w:ascii="Arial" w:hAnsi="Arial"/>
+          <w:color w:val="000000" w:themeColor="text1"/>
+          <w:sz w:val="22"/>
+          <w:szCs w:val="22"/>
+        </w:rPr>
+        <w:t xml:space="preserve"> </w:t>
+      </w:r>
+      <w:r>
+        <w:rPr>
+          <w:rFonts w:ascii="Arial" w:hAnsi="Arial"/>
+          <w:color w:val="000000" w:themeColor="text1"/>
+          <w:sz w:val="22"/>
+          <w:szCs w:val="22"/>
+        </w:rPr>
+        <w:t xml:space="preserve">  </w:t>
+      </w:r>
+      <w:r>
+        <w:rPr>
+          <w:rFonts w:ascii="Arial" w:hAnsi="Arial"/>
+          <w:color w:val="000000" w:themeColor="text1"/>
+          <w:sz w:val="22"/>
+          <w:szCs w:val="22"/>
+        </w:rPr>
+        <w:t xml:space="preserve"> 1 %   </w:t>
+      </w:r>
+      <w:r>
+        <w:rPr>
+          <w:rFonts w:ascii="Arial" w:hAnsi="Arial"/>
+          <w:color w:val="000000" w:themeColor="text1"/>
+          <w:sz w:val="22"/>
+          <w:szCs w:val="22"/>
+        </w:rPr>
+        <w:tab/>
+        <w:t>Actividad: Diagnóstico final de conocimientos previos</w:t>
+      </w:r>
+      <w:r>
+        <w:rPr>
+          <w:rFonts w:ascii="Arial" w:hAnsi="Arial"/>
+          <w:color w:val="000000" w:themeColor="text1"/>
+          <w:sz w:val="22"/>
+        </w:rPr>
+        <w:t xml:space="preserve">                      </w:t>
+      </w:r>
+    </w:p>
+    <w:p>
+      <w:pPr>
+        <w:tabs>
+          <w:tab w:val="left" w:pos="1134"/>
+          <w:tab w:val="right" w:pos="4253"/>
+          <w:tab w:val="left" w:pos="5529"/>
+          <w:tab w:val="right" w:pos="8789"/>
+        </w:tabs>
+        <w:spacing w:before="60"/>
+        <w:rPr>
+          <w:rFonts w:ascii="Arial" w:hAnsi="Arial"/>
+          <w:color w:val="000000" w:themeColor="text1"/>
+          <w:sz w:val="22"/>
+        </w:rPr>
+      </w:pPr>
+      <w:r>
+        <w:rPr>
+          <w:rFonts w:ascii="Arial" w:hAnsi="Arial"/>
+          <w:color w:val="000000" w:themeColor="text1"/>
+          <w:sz w:val="22"/>
+        </w:rPr>
+        <w:t xml:space="preserve">  </w:t>
+      </w:r>
+      <w:r>
+        <w:rPr>
+          <w:rFonts w:ascii="Arial" w:hAnsi="Arial"/>
+          <w:color w:val="000000" w:themeColor="text1"/>
+          <w:sz w:val="22"/>
+        </w:rPr>
+        <w:t>1</w:t>
+      </w:r>
+      <w:r>
+        <w:rPr>
+          <w:rFonts w:ascii="Arial" w:hAnsi="Arial"/>
+          <w:color w:val="000000" w:themeColor="text1"/>
+          <w:sz w:val="22"/>
+        </w:rPr>
+        <w:t>2</w:t>
+      </w:r>
+      <w:r>
+        <w:rPr>
+          <w:rFonts w:ascii="Arial" w:hAnsi="Arial"/>
+          <w:color w:val="000000" w:themeColor="text1"/>
+          <w:sz w:val="22"/>
+        </w:rPr>
+        <w:t xml:space="preserve"> %        Exámenes rápidos</w:t>
+      </w:r>
+    </w:p>
+    <w:p>
+      <w:pPr>
+        <w:tabs>
+          <w:tab w:val="left" w:pos="1134"/>
+          <w:tab w:val="right" w:pos="4253"/>
+          <w:tab w:val="left" w:pos="5529"/>
+          <w:tab w:val="right" w:pos="8789"/>
+        </w:tabs>
+        <w:spacing w:before="60"/>
+        <w:rPr>
+          <w:rFonts w:ascii="Arial" w:hAnsi="Arial"/>
+          <w:color w:val="000000" w:themeColor="text1"/>
+          <w:sz w:val="22"/>
+        </w:rPr>
+      </w:pPr>
+      <w:r>
+        <w:rPr>
+          <w:rFonts w:ascii="Arial" w:hAnsi="Arial"/>
+          <w:color w:val="000000" w:themeColor="text1"/>
+          <w:sz w:val="22"/>
+        </w:rPr>
+        <w:t xml:space="preserve">  </w:t>
+      </w:r>
+      <w:r>
+        <w:rPr>
+          <w:rFonts w:ascii="Arial" w:hAnsi="Arial"/>
+          <w:color w:val="000000" w:themeColor="text1"/>
+          <w:sz w:val="22"/>
+        </w:rPr>
+        <w:t xml:space="preserve">10 %   </w:t>
+      </w:r>
+      <w:r>
+        <w:rPr>
+          <w:rFonts w:ascii="Arial" w:hAnsi="Arial"/>
+          <w:color w:val="000000" w:themeColor="text1"/>
+          <w:sz w:val="22"/>
+        </w:rPr>
+        <w:tab/>
+        <w:t>Laboratorios</w:t>
+      </w:r>
+    </w:p>
+    <w:p>
+      <w:pPr>
+        <w:tabs>
+          <w:tab w:val="left" w:pos="1134"/>
+          <w:tab w:val="left" w:pos="3402"/>
+          <w:tab w:val="left" w:pos="5529"/>
+          <w:tab w:val="right" w:pos="8789"/>
+        </w:tabs>
+        <w:spacing w:before="60"/>
+        <w:rPr>
+          <w:rFonts w:ascii="Arial" w:hAnsi="Arial"/>
+          <w:color w:val="000000" w:themeColor="text1"/>
+          <w:sz w:val="22"/>
+        </w:rPr>
+      </w:pPr>
+      <w:r>
+        <w:rPr>
+          <w:rFonts w:ascii="Arial" w:hAnsi="Arial"/>
+          <w:color w:val="000000" w:themeColor="text1"/>
+          <w:sz w:val="22"/>
+        </w:rPr>
+        <w:t xml:space="preserve"> </w:t>
+      </w:r>
+      <w:r>
+        <w:rPr>
+          <w:rFonts w:ascii="Arial" w:hAnsi="Arial"/>
+          <w:color w:val="000000" w:themeColor="text1"/>
+          <w:sz w:val="22"/>
+        </w:rPr>
+        <w:t xml:space="preserve"> </w:t>
+      </w:r>
+      <w:r>
+        <w:rPr>
+          <w:rFonts w:ascii="Arial" w:hAnsi="Arial"/>
+          <w:color w:val="000000" w:themeColor="text1"/>
+          <w:sz w:val="22"/>
+        </w:rPr>
+        <w:t xml:space="preserve">  </w:t>
+      </w:r>
+      <w:r>
+        <w:rPr>
+          <w:rFonts w:ascii="Arial" w:hAnsi="Arial"/>
+          <w:color w:val="000000" w:themeColor="text1"/>
+          <w:sz w:val="22"/>
+        </w:rPr>
+        <w:t>8</w:t>
+      </w:r>
+      <w:r>
+        <w:rPr>
+          <w:rFonts w:ascii="Arial" w:hAnsi="Arial"/>
+          <w:color w:val="000000" w:themeColor="text1"/>
+          <w:sz w:val="22"/>
+        </w:rPr>
+        <w:t xml:space="preserve"> %   </w:t>
+      </w:r>
+      <w:r>
+        <w:rPr>
+          <w:rFonts w:ascii="Arial" w:hAnsi="Arial"/>
+          <w:color w:val="000000" w:themeColor="text1"/>
+          <w:sz w:val="22"/>
+        </w:rPr>
+        <w:tab/>
+        <w:t xml:space="preserve">Actividades </w:t>
+      </w:r>
+      <w:r>
+        <w:rPr>
+          <w:rFonts w:ascii="Arial" w:hAnsi="Arial"/>
+          <w:color w:val="000000" w:themeColor="text1"/>
+          <w:sz w:val="22"/>
+        </w:rPr>
+        <w:t xml:space="preserve">en clase </w:t>
+      </w:r>
+      <w:r>
+        <w:rPr>
+          <w:rFonts w:ascii="Arial" w:hAnsi="Arial"/>
+          <w:color w:val="000000" w:themeColor="text1"/>
+          <w:sz w:val="22"/>
+        </w:rPr>
+        <w:t>y tareas</w:t>
+      </w:r>
+    </w:p>
+    <w:p>
+      <w:pPr>
+        <w:tabs>
+          <w:tab w:val="left" w:pos="1134"/>
+          <w:tab w:val="left" w:pos="3402"/>
+          <w:tab w:val="left" w:pos="5529"/>
+          <w:tab w:val="right" w:pos="8789"/>
+        </w:tabs>
+        <w:spacing w:before="60"/>
+        <w:rPr>
+          <w:rFonts w:ascii="Arial" w:hAnsi="Arial"/>
+          <w:color w:val="000000" w:themeColor="text1"/>
+          <w:sz w:val="22"/>
+        </w:rPr>
+      </w:pPr>
+      <w:r>
+        <w:rPr>
+          <w:rFonts w:ascii="Arial" w:hAnsi="Arial"/>
+          <w:color w:val="000000" w:themeColor="text1"/>
+          <w:sz w:val="22"/>
+        </w:rPr>
+        <w:t xml:space="preserve">  </w:t>
+      </w:r>
+      <w:r>
+        <w:rPr>
+          <w:rFonts w:ascii="Arial" w:hAnsi="Arial"/>
+          <w:color w:val="000000" w:themeColor="text1"/>
+          <w:sz w:val="22"/>
+        </w:rPr>
+        <w:t>1</w:t>
+      </w:r>
+      <w:r>
+        <w:rPr>
+          <w:rFonts w:ascii="Arial" w:hAnsi="Arial"/>
+          <w:color w:val="000000" w:themeColor="text1"/>
+          <w:sz w:val="22"/>
+        </w:rPr>
+        <w:t>5</w:t>
+      </w:r>
+      <w:r>
+        <w:rPr>
+          <w:rFonts w:ascii="Arial" w:hAnsi="Arial"/>
+          <w:color w:val="000000" w:themeColor="text1"/>
+          <w:sz w:val="22"/>
+        </w:rPr>
+        <w:t xml:space="preserve"> %   </w:t>
+      </w:r>
+      <w:r>
+        <w:rPr>
+          <w:rFonts w:ascii="Arial" w:hAnsi="Arial"/>
+          <w:color w:val="000000" w:themeColor="text1"/>
+          <w:sz w:val="22"/>
+        </w:rPr>
+        <w:tab/>
+        <w:t xml:space="preserve">Solución de Situación Problema                      </w:t>
+      </w:r>
+    </w:p>
+    <w:p>
+      <w:pPr>
+        <w:tabs>
+          <w:tab w:val="left" w:pos="1134"/>
+          <w:tab w:val="left" w:pos="3402"/>
+          <w:tab w:val="left" w:pos="5529"/>
+          <w:tab w:val="right" w:pos="8789"/>
+        </w:tabs>
+        <w:spacing w:before="60"/>
+        <w:rPr>
+          <w:rFonts w:ascii="Arial" w:hAnsi="Arial"/>
+          <w:color w:val="000000" w:themeColor="text1"/>
+          <w:sz w:val="22"/>
+        </w:rPr>
+      </w:pPr>
+      <w:r>
+        <w:rPr>
+          <w:rFonts w:ascii="Arial" w:hAnsi="Arial"/>
+          <w:color w:val="000000" w:themeColor="text1"/>
+          <w:sz w:val="22"/>
+        </w:rPr>
+        <w:t xml:space="preserve">  </w:t>
+      </w:r>
+      <w:r>
+        <w:rPr>
+          <w:rFonts w:ascii="Arial" w:hAnsi="Arial"/>
+          <w:color w:val="000000" w:themeColor="text1"/>
+          <w:sz w:val="22"/>
+        </w:rPr>
+        <w:t xml:space="preserve">20 %   </w:t>
+      </w:r>
+      <w:r>
+        <w:rPr>
+          <w:rFonts w:ascii="Arial" w:hAnsi="Arial"/>
+          <w:color w:val="000000" w:themeColor="text1"/>
+          <w:sz w:val="22"/>
+        </w:rPr>
+        <w:tab/>
+        <w:t xml:space="preserve">Examen de Medio Término                      </w:t>
+      </w:r>
+    </w:p>
+    <w:p>
+      <w:pPr>
+        <w:tabs>
+          <w:tab w:val="left" w:pos="1134"/>
+          <w:tab w:val="right" w:pos="4253"/>
+          <w:tab w:val="left" w:pos="5529"/>
+          <w:tab w:val="right" w:pos="8789"/>
+        </w:tabs>
+        <w:spacing w:before="60"/>
+        <w:rPr>
+          <w:rFonts w:ascii="Arial" w:hAnsi="Arial"/>
+          <w:color w:val="000000" w:themeColor="text1"/>
+          <w:sz w:val="22"/>
+        </w:rPr>
+      </w:pPr>
+      <w:r>
+        <w:rPr>
+          <w:rFonts w:ascii="Arial" w:hAnsi="Arial"/>
+          <w:color w:val="000000" w:themeColor="text1"/>
+          <w:sz w:val="22"/>
+        </w:rPr>
+        <w:t xml:space="preserve">  </w:t>
+      </w:r>
+      <w:r>
+        <w:rPr>
+          <w:rFonts w:ascii="Arial" w:hAnsi="Arial"/>
+          <w:color w:val="000000" w:themeColor="text1"/>
+          <w:sz w:val="22"/>
+        </w:rPr>
+        <w:t>30 %</w:t>
+      </w:r>
+      <w:r>
+        <w:rPr>
+          <w:rFonts w:ascii="Arial" w:hAnsi="Arial"/>
+          <w:color w:val="000000" w:themeColor="text1"/>
+          <w:sz w:val="22"/>
+        </w:rPr>
+        <w:tab/>
+        <w:t>Examen final</w:t>
+      </w:r>
+    </w:p>
+    <w:p>
+      <w:pPr>
+        <w:tabs>
+          <w:tab w:val="left" w:pos="1134"/>
+          <w:tab w:val="right" w:pos="4253"/>
+          <w:tab w:val="left" w:pos="5529"/>
+          <w:tab w:val="right" w:pos="8789"/>
+        </w:tabs>
+        <w:spacing w:before="60" w:after="60"/>
+        <w:rPr>
+          <w:rFonts w:ascii="Arial" w:hAnsi="Arial"/>
+          <w:color w:val="000000" w:themeColor="text1"/>
+          <w:sz w:val="22"/>
+        </w:rPr>
+      </w:pPr>
+      <w:r>
+        <w:rPr>
+          <w:rFonts w:ascii="Arial" w:hAnsi="Arial"/>
+          <w:color w:val="000000" w:themeColor="text1"/>
+          <w:sz w:val="22"/>
+        </w:rPr>
+        <w:t>----------------------------------------------------------------------------------------</w:t>
+      </w:r>
+    </w:p>
+    <w:p>
+      <w:pPr>
+        <w:pStyle w:val="Textoindependiente"/>
+        <w:spacing w:before="0" w:line="240" w:lineRule="auto"/>
+        <w:rPr>
+          <w:color w:val="000000" w:themeColor="text1"/>
+          <w:sz w:val="22"/>
+        </w:rPr>
+      </w:pPr>
+      <w:r>
+        <w:rPr>
+          <w:color w:val="000000" w:themeColor="text1"/>
+          <w:sz w:val="22"/>
+        </w:rPr>
+        <w:t>100</w:t>
+      </w:r>
+      <w:r>
+        <w:rPr>
+          <w:color w:val="000000" w:themeColor="text1"/>
+          <w:sz w:val="22"/>
+        </w:rPr>
+        <w:t xml:space="preserve"> </w:t>
+      </w:r>
+      <w:r>
+        <w:rPr>
+          <w:color w:val="000000" w:themeColor="text1"/>
+          <w:sz w:val="22"/>
+        </w:rPr>
+        <w:t>%</w:t>
+      </w:r>
+    </w:p>
+    <w:p>
+      <w:pPr>
+        <w:pStyle w:val="Textoindependiente"/>
+        <w:spacing w:before="360" w:after="240" w:line="240" w:lineRule="auto"/>
+        <w:rPr>
+          <w:b/>
+          <w:color w:val="000000" w:themeColor="text1"/>
           <w:sz w:val="22"/>
           <w14:shadow w14:blurRad="50800" w14:dist="38100" w14:dir="2700000" w14:sx="100000" w14:sy="100000" w14:kx="0" w14:ky="0" w14:algn="tl">
             <w14:srgbClr w14:val="000000">
@@ -3776,7 +3597,599 @@
             </w14:srgbClr>
           </w14:shadow>
         </w:rPr>
-        <w:lastRenderedPageBreak/>
+      </w:pPr>
+      <w:r>
+        <w:rPr>
+          <w:b/>
+          <w:color w:val="000000" w:themeColor="text1"/>
+          <w:sz w:val="22"/>
+          <w14:shadow w14:blurRad="50800" w14:dist="38100" w14:dir="2700000" w14:sx="100000" w14:sy="100000" w14:kx="0" w14:ky="0" w14:algn="tl">
+            <w14:srgbClr w14:val="000000">
+              <w14:alpha w14:val="60000"/>
+            </w14:srgbClr>
+          </w14:shadow>
+        </w:rPr>
+        <w:t>EVALUACIÓN DEL CURSO</w:t>
+      </w:r>
+      <w:r>
+        <w:rPr>
+          <w:b/>
+          <w:color w:val="000000" w:themeColor="text1"/>
+          <w:sz w:val="22"/>
+          <w14:shadow w14:blurRad="50800" w14:dist="38100" w14:dir="2700000" w14:sx="100000" w14:sy="100000" w14:kx="0" w14:ky="0" w14:algn="tl">
+            <w14:srgbClr w14:val="000000">
+              <w14:alpha w14:val="60000"/>
+            </w14:srgbClr>
+          </w14:shadow>
+        </w:rPr>
+        <w:t xml:space="preserve"> (PLAN </w:t>
+      </w:r>
+      <w:r>
+        <w:rPr>
+          <w:b/>
+          <w:color w:val="000000" w:themeColor="text1"/>
+          <w:sz w:val="22"/>
+          <w14:shadow w14:blurRad="50800" w14:dist="38100" w14:dir="2700000" w14:sx="100000" w14:sy="100000" w14:kx="0" w14:ky="0" w14:algn="tl">
+            <w14:srgbClr w14:val="000000">
+              <w14:alpha w14:val="60000"/>
+            </w14:srgbClr>
+          </w14:shadow>
+        </w:rPr>
+        <w:t>2021</w:t>
+      </w:r>
+      <w:r>
+        <w:rPr>
+          <w:b/>
+          <w:color w:val="000000" w:themeColor="text1"/>
+          <w:sz w:val="22"/>
+          <w14:shadow w14:blurRad="50800" w14:dist="38100" w14:dir="2700000" w14:sx="100000" w14:sy="100000" w14:kx="0" w14:ky="0" w14:algn="tl">
+            <w14:srgbClr w14:val="000000">
+              <w14:alpha w14:val="60000"/>
+            </w14:srgbClr>
+          </w14:shadow>
+        </w:rPr>
+        <w:t>)</w:t>
+      </w:r>
+    </w:p>
+    <w:p>
+      <w:pPr>
+        <w:tabs>
+          <w:tab w:val="left" w:pos="1134"/>
+          <w:tab w:val="left" w:pos="3402"/>
+          <w:tab w:val="left" w:pos="5529"/>
+          <w:tab w:val="right" w:pos="8789"/>
+        </w:tabs>
+        <w:spacing w:before="60"/>
+        <w:rPr>
+          <w:rFonts w:ascii="Arial" w:hAnsi="Arial"/>
+          <w:color w:val="000000" w:themeColor="text1"/>
+          <w:sz w:val="22"/>
+        </w:rPr>
+      </w:pPr>
+      <w:r>
+        <w:rPr>
+          <w:rFonts w:ascii="Arial" w:hAnsi="Arial"/>
+          <w:color w:val="000000" w:themeColor="text1"/>
+          <w:sz w:val="22"/>
+          <w:szCs w:val="22"/>
+        </w:rPr>
+        <w:t xml:space="preserve">  5 %   </w:t>
+      </w:r>
+      <w:r>
+        <w:rPr>
+          <w:rFonts w:ascii="Arial" w:hAnsi="Arial"/>
+          <w:color w:val="000000" w:themeColor="text1"/>
+          <w:sz w:val="22"/>
+          <w:szCs w:val="22"/>
+        </w:rPr>
+        <w:tab/>
+        <w:t>Módulo de nivelación</w:t>
+      </w:r>
+      <w:r>
+        <w:rPr>
+          <w:rFonts w:ascii="Arial" w:hAnsi="Arial"/>
+          <w:color w:val="000000" w:themeColor="text1"/>
+          <w:sz w:val="22"/>
+        </w:rPr>
+        <w:t xml:space="preserve">                      </w:t>
+      </w:r>
+    </w:p>
+    <w:p>
+      <w:pPr>
+        <w:tabs>
+          <w:tab w:val="left" w:pos="1134"/>
+          <w:tab w:val="left" w:pos="3402"/>
+          <w:tab w:val="left" w:pos="5529"/>
+          <w:tab w:val="right" w:pos="8789"/>
+        </w:tabs>
+        <w:spacing w:before="60"/>
+        <w:rPr>
+          <w:rFonts w:ascii="Arial" w:hAnsi="Arial"/>
+          <w:color w:val="000000" w:themeColor="text1"/>
+          <w:sz w:val="22"/>
+        </w:rPr>
+      </w:pPr>
+      <w:r>
+        <w:rPr>
+          <w:rFonts w:ascii="Arial" w:hAnsi="Arial"/>
+          <w:color w:val="000000" w:themeColor="text1"/>
+          <w:sz w:val="22"/>
+        </w:rPr>
+        <w:t xml:space="preserve">18 %   </w:t>
+      </w:r>
+      <w:r>
+        <w:rPr>
+          <w:rFonts w:ascii="Arial" w:hAnsi="Arial"/>
+          <w:color w:val="000000" w:themeColor="text1"/>
+          <w:sz w:val="22"/>
+        </w:rPr>
+        <w:tab/>
+        <w:t xml:space="preserve">Examen parcial                      </w:t>
+      </w:r>
+    </w:p>
+    <w:p>
+      <w:pPr>
+        <w:tabs>
+          <w:tab w:val="left" w:pos="1134"/>
+          <w:tab w:val="right" w:pos="4253"/>
+          <w:tab w:val="left" w:pos="5529"/>
+          <w:tab w:val="right" w:pos="8789"/>
+        </w:tabs>
+        <w:spacing w:before="60"/>
+        <w:rPr>
+          <w:rFonts w:ascii="Arial" w:hAnsi="Arial"/>
+          <w:color w:val="000000" w:themeColor="text1"/>
+          <w:sz w:val="22"/>
+        </w:rPr>
+      </w:pPr>
+      <w:r>
+        <w:rPr>
+          <w:rFonts w:ascii="Arial" w:hAnsi="Arial"/>
+          <w:color w:val="000000" w:themeColor="text1"/>
+          <w:sz w:val="22"/>
+        </w:rPr>
+        <w:t>35 %</w:t>
+      </w:r>
+      <w:r>
+        <w:rPr>
+          <w:rFonts w:ascii="Arial" w:hAnsi="Arial"/>
+          <w:color w:val="000000" w:themeColor="text1"/>
+          <w:sz w:val="22"/>
+        </w:rPr>
+        <w:tab/>
+        <w:t>Examen integrador</w:t>
+      </w:r>
+    </w:p>
+    <w:p>
+      <w:pPr>
+        <w:tabs>
+          <w:tab w:val="left" w:pos="1134"/>
+          <w:tab w:val="right" w:pos="4253"/>
+          <w:tab w:val="left" w:pos="5529"/>
+          <w:tab w:val="right" w:pos="8789"/>
+        </w:tabs>
+        <w:spacing w:before="60"/>
+        <w:rPr>
+          <w:rFonts w:ascii="Arial" w:hAnsi="Arial"/>
+          <w:color w:val="000000" w:themeColor="text1"/>
+          <w:sz w:val="22"/>
+        </w:rPr>
+      </w:pPr>
+      <w:r>
+        <w:rPr>
+          <w:rFonts w:ascii="Arial" w:hAnsi="Arial"/>
+          <w:color w:val="000000" w:themeColor="text1"/>
+          <w:sz w:val="22"/>
+        </w:rPr>
+        <w:t xml:space="preserve">  8 %   </w:t>
+      </w:r>
+      <w:r>
+        <w:rPr>
+          <w:rFonts w:ascii="Arial" w:hAnsi="Arial"/>
+          <w:color w:val="000000" w:themeColor="text1"/>
+          <w:sz w:val="22"/>
+        </w:rPr>
+        <w:tab/>
+        <w:t>Laboratorios y tareas</w:t>
+      </w:r>
+    </w:p>
+    <w:p>
+      <w:pPr>
+        <w:tabs>
+          <w:tab w:val="left" w:pos="1134"/>
+          <w:tab w:val="right" w:pos="4253"/>
+          <w:tab w:val="left" w:pos="5529"/>
+          <w:tab w:val="right" w:pos="8789"/>
+        </w:tabs>
+        <w:spacing w:before="60"/>
+        <w:rPr>
+          <w:rFonts w:ascii="Arial" w:hAnsi="Arial"/>
+          <w:color w:val="000000" w:themeColor="text1"/>
+          <w:sz w:val="22"/>
+        </w:rPr>
+      </w:pPr>
+      <w:r>
+        <w:rPr>
+          <w:rFonts w:ascii="Arial" w:hAnsi="Arial"/>
+          <w:color w:val="000000" w:themeColor="text1"/>
+          <w:sz w:val="22"/>
+        </w:rPr>
+        <w:t>15 %          Exámenes rápidos</w:t>
+      </w:r>
+    </w:p>
+    <w:p>
+      <w:pPr>
+        <w:tabs>
+          <w:tab w:val="left" w:pos="1134"/>
+          <w:tab w:val="right" w:pos="4253"/>
+          <w:tab w:val="left" w:pos="5529"/>
+          <w:tab w:val="right" w:pos="8789"/>
+        </w:tabs>
+        <w:spacing w:before="60"/>
+        <w:rPr>
+          <w:rFonts w:ascii="Arial" w:hAnsi="Arial"/>
+          <w:color w:val="000000" w:themeColor="text1"/>
+          <w:sz w:val="22"/>
+        </w:rPr>
+      </w:pPr>
+      <w:r>
+        <w:rPr>
+          <w:rFonts w:ascii="Arial" w:hAnsi="Arial"/>
+          <w:color w:val="000000" w:themeColor="text1"/>
+          <w:sz w:val="22"/>
+        </w:rPr>
+        <w:t xml:space="preserve">  4 %   </w:t>
+      </w:r>
+      <w:r>
+        <w:rPr>
+          <w:rFonts w:ascii="Arial" w:hAnsi="Arial"/>
+          <w:color w:val="000000" w:themeColor="text1"/>
+          <w:sz w:val="22"/>
+        </w:rPr>
+        <w:tab/>
+        <w:t>Exámenes de comprobación de estudio</w:t>
+      </w:r>
+    </w:p>
+    <w:p>
+      <w:pPr>
+        <w:tabs>
+          <w:tab w:val="left" w:pos="1134"/>
+          <w:tab w:val="right" w:pos="4253"/>
+          <w:tab w:val="left" w:pos="5529"/>
+          <w:tab w:val="right" w:pos="8789"/>
+        </w:tabs>
+        <w:spacing w:before="60" w:after="60"/>
+        <w:rPr>
+          <w:rFonts w:ascii="Arial" w:hAnsi="Arial"/>
+          <w:color w:val="000000" w:themeColor="text1"/>
+          <w:sz w:val="22"/>
+          <w:u w:val="single"/>
+        </w:rPr>
+      </w:pPr>
+      <w:r>
+        <w:rPr>
+          <w:rFonts w:ascii="Arial" w:hAnsi="Arial"/>
+          <w:color w:val="000000" w:themeColor="text1"/>
+          <w:sz w:val="22"/>
+          <w:u w:val="single"/>
+        </w:rPr>
+        <w:t xml:space="preserve">15 % </w:t>
+      </w:r>
+      <w:r>
+        <w:rPr>
+          <w:rFonts w:ascii="Arial" w:hAnsi="Arial"/>
+          <w:color w:val="000000" w:themeColor="text1"/>
+          <w:sz w:val="22"/>
+          <w:u w:val="single"/>
+        </w:rPr>
+        <w:tab/>
+        <w:t>Proyecto integrador</w:t>
+      </w:r>
+    </w:p>
+    <w:p>
+      <w:pPr>
+        <w:pStyle w:val="Textoindependiente"/>
+        <w:spacing w:before="0" w:line="240" w:lineRule="auto"/>
+        <w:rPr>
+          <w:color w:val="000000" w:themeColor="text1"/>
+          <w:sz w:val="22"/>
+        </w:rPr>
+      </w:pPr>
+      <w:r>
+        <w:rPr>
+          <w:color w:val="000000" w:themeColor="text1"/>
+          <w:sz w:val="22"/>
+        </w:rPr>
+        <w:t>100%</w:t>
+      </w:r>
+    </w:p>
+    <w:p>
+      <w:pPr>
+        <w:pStyle w:val="Textoindependiente"/>
+        <w:spacing w:before="0" w:line="240" w:lineRule="auto"/>
+        <w:rPr>
+          <w:sz w:val="22"/>
+        </w:rPr>
+      </w:pPr>
+    </w:p>
+    <w:p>
+      <w:pPr>
+        <w:pStyle w:val="Textoindependiente"/>
+        <w:spacing w:before="360" w:line="240" w:lineRule="auto"/>
+        <w:rPr>
+          <w:b/>
+          <w:sz w:val="22"/>
+          <w14:shadow w14:blurRad="50800" w14:dist="38100" w14:dir="2700000" w14:sx="100000" w14:sy="100000" w14:kx="0" w14:ky="0" w14:algn="tl">
+            <w14:srgbClr w14:val="000000">
+              <w14:alpha w14:val="60000"/>
+            </w14:srgbClr>
+          </w14:shadow>
+        </w:rPr>
+      </w:pPr>
+      <w:r>
+        <w:rPr>
+          <w:b/>
+          <w:sz w:val="22"/>
+          <w14:shadow w14:blurRad="50800" w14:dist="38100" w14:dir="2700000" w14:sx="100000" w14:sy="100000" w14:kx="0" w14:ky="0" w14:algn="tl">
+            <w14:srgbClr w14:val="000000">
+              <w14:alpha w14:val="60000"/>
+            </w14:srgbClr>
+          </w14:shadow>
+        </w:rPr>
+        <w:t xml:space="preserve">REQUISITOS PARA LA PRESENTACIÓN DE </w:t>
+      </w:r>
+      <w:r>
+        <w:rPr>
+          <w:b/>
+          <w:sz w:val="22"/>
+          <w14:shadow w14:blurRad="50800" w14:dist="38100" w14:dir="2700000" w14:sx="100000" w14:sy="100000" w14:kx="0" w14:ky="0" w14:algn="tl">
+            <w14:srgbClr w14:val="000000">
+              <w14:alpha w14:val="60000"/>
+            </w14:srgbClr>
+          </w14:shadow>
+        </w:rPr>
+        <w:t>EXAMENES</w:t>
+      </w:r>
+    </w:p>
+    <w:p>
+      <w:pPr>
+        <w:pStyle w:val="Textoindependiente"/>
+        <w:spacing w:line="360" w:lineRule="exact"/>
+        <w:rPr>
+          <w:b/>
+          <w:bCs/>
+          <w:color w:val="FF0000"/>
+          <w:sz w:val="22"/>
+          <w:szCs w:val="22"/>
+        </w:rPr>
+      </w:pPr>
+      <w:r>
+        <w:rPr>
+          <w:color w:val="3B3838"/>
+          <w:sz w:val="22"/>
+          <w:szCs w:val="22"/>
+        </w:rPr>
+        <w:t xml:space="preserve">Para la presentación de los exámenes rápidos, </w:t>
+      </w:r>
+      <w:r>
+        <w:rPr>
+          <w:color w:val="3B3838"/>
+          <w:sz w:val="22"/>
+          <w:szCs w:val="22"/>
+        </w:rPr>
+        <w:t>de medio término y final</w:t>
+      </w:r>
+      <w:r>
+        <w:rPr>
+          <w:color w:val="3B3838"/>
+          <w:sz w:val="22"/>
+          <w:szCs w:val="22"/>
+        </w:rPr>
+        <w:t xml:space="preserve"> se necesitará</w:t>
+      </w:r>
+      <w:r>
+        <w:rPr>
+          <w:color w:val="3B3838"/>
+          <w:sz w:val="22"/>
+          <w:szCs w:val="22"/>
+        </w:rPr>
+        <w:t xml:space="preserve"> ins</w:t>
+      </w:r>
+      <w:r>
+        <w:rPr>
+          <w:color w:val="3B3838"/>
+          <w:sz w:val="22"/>
+          <w:szCs w:val="22"/>
+        </w:rPr>
+        <w:t xml:space="preserve">talar </w:t>
+      </w:r>
+      <w:proofErr w:type="spellStart"/>
+      <w:r>
+        <w:rPr>
+          <w:b/>
+          <w:bCs/>
+          <w:color w:val="3B3838"/>
+          <w:sz w:val="22"/>
+          <w:szCs w:val="22"/>
+        </w:rPr>
+        <w:t>Respondus</w:t>
+      </w:r>
+      <w:proofErr w:type="spellEnd"/>
+      <w:r>
+        <w:rPr>
+          <w:color w:val="3B3838"/>
+          <w:sz w:val="22"/>
+          <w:szCs w:val="22"/>
+        </w:rPr>
+        <w:t xml:space="preserve"> </w:t>
+      </w:r>
+      <w:proofErr w:type="spellStart"/>
+      <w:r>
+        <w:rPr>
+          <w:b/>
+          <w:bCs/>
+          <w:color w:val="3B3838"/>
+          <w:sz w:val="22"/>
+          <w:szCs w:val="22"/>
+        </w:rPr>
+        <w:t>LockDown</w:t>
+      </w:r>
+      <w:proofErr w:type="spellEnd"/>
+      <w:r>
+        <w:rPr>
+          <w:b/>
+          <w:bCs/>
+          <w:color w:val="3B3838"/>
+          <w:sz w:val="22"/>
+          <w:szCs w:val="22"/>
+        </w:rPr>
+        <w:t xml:space="preserve"> Browser</w:t>
+      </w:r>
+      <w:r>
+        <w:rPr>
+          <w:color w:val="3B3838"/>
+          <w:sz w:val="22"/>
+          <w:szCs w:val="22"/>
+        </w:rPr>
+        <w:t xml:space="preserve"> en sus computadoras. </w:t>
+      </w:r>
+      <w:r>
+        <w:rPr>
+          <w:b/>
+          <w:bCs/>
+          <w:color w:val="FF0000"/>
+          <w:sz w:val="22"/>
+          <w:szCs w:val="22"/>
+        </w:rPr>
+        <w:t xml:space="preserve">No está permitido utilizar equipos </w:t>
+      </w:r>
+      <w:r>
+        <w:rPr>
+          <w:b/>
+          <w:bCs/>
+          <w:color w:val="FF0000"/>
+          <w:sz w:val="22"/>
+          <w:szCs w:val="22"/>
+        </w:rPr>
+        <w:t>M</w:t>
+      </w:r>
+      <w:r>
+        <w:rPr>
+          <w:b/>
+          <w:bCs/>
+          <w:color w:val="FF0000"/>
+          <w:sz w:val="22"/>
+          <w:szCs w:val="22"/>
+        </w:rPr>
+        <w:t>ac para realizar ningún tipo de examen.</w:t>
+      </w:r>
+    </w:p>
+    <w:p>
+      <w:pPr>
+        <w:pStyle w:val="Textoindependiente"/>
+        <w:spacing w:line="300" w:lineRule="exact"/>
+        <w:rPr>
+          <w:sz w:val="22"/>
+          <w:lang w:val="es-MX"/>
+        </w:rPr>
+      </w:pPr>
+      <w:r>
+        <w:rPr>
+          <w:b/>
+          <w:bCs/>
+          <w:sz w:val="22"/>
+          <w:lang w:val="es-MX"/>
+        </w:rPr>
+        <w:t>NOTA:</w:t>
+      </w:r>
+      <w:r>
+        <w:rPr>
+          <w:sz w:val="22"/>
+          <w:lang w:val="es-MX"/>
+        </w:rPr>
+        <w:t xml:space="preserve"> </w:t>
+      </w:r>
+      <w:r>
+        <w:rPr>
+          <w:sz w:val="22"/>
+          <w:lang w:val="es-MX"/>
+        </w:rPr>
+        <w:t xml:space="preserve">Solamente está permitido el celular para </w:t>
+      </w:r>
+      <w:r>
+        <w:rPr>
+          <w:sz w:val="22"/>
+          <w:lang w:val="es-MX"/>
+        </w:rPr>
+        <w:t>autenticarse al inicio de su examen</w:t>
+      </w:r>
+      <w:r>
+        <w:rPr>
+          <w:sz w:val="22"/>
+          <w:lang w:val="es-MX"/>
+        </w:rPr>
+        <w:t>,</w:t>
+      </w:r>
+      <w:r>
+        <w:rPr>
+          <w:sz w:val="22"/>
+          <w:lang w:val="es-MX"/>
+        </w:rPr>
+        <w:t xml:space="preserve"> </w:t>
+      </w:r>
+      <w:r>
+        <w:rPr>
+          <w:sz w:val="22"/>
+          <w:lang w:val="es-MX"/>
+        </w:rPr>
+        <w:t xml:space="preserve">cualquier herramienta externa de </w:t>
+      </w:r>
+      <w:r>
+        <w:rPr>
+          <w:sz w:val="22"/>
+          <w:lang w:val="es-MX"/>
+        </w:rPr>
+        <w:t>comunicación está prohibid</w:t>
+      </w:r>
+      <w:r>
+        <w:rPr>
+          <w:sz w:val="22"/>
+          <w:lang w:val="es-MX"/>
+        </w:rPr>
+        <w:t>a</w:t>
+      </w:r>
+      <w:r>
+        <w:rPr>
+          <w:sz w:val="22"/>
+          <w:lang w:val="es-MX"/>
+        </w:rPr>
+        <w:t xml:space="preserve"> durante los exámenes.</w:t>
+      </w:r>
+    </w:p>
+    <w:p>
+      <w:pPr>
+        <w:pStyle w:val="Textoindependiente"/>
+        <w:spacing w:before="360" w:line="240" w:lineRule="auto"/>
+        <w:rPr>
+          <w:b/>
+          <w:sz w:val="22"/>
+          <w14:shadow w14:blurRad="50800" w14:dist="38100" w14:dir="2700000" w14:sx="100000" w14:sy="100000" w14:kx="0" w14:ky="0" w14:algn="tl">
+            <w14:srgbClr w14:val="000000">
+              <w14:alpha w14:val="60000"/>
+            </w14:srgbClr>
+          </w14:shadow>
+        </w:rPr>
+      </w:pPr>
+      <w:r>
+        <w:rPr>
+          <w:b/>
+          <w:sz w:val="22"/>
+          <w14:shadow w14:blurRad="50800" w14:dist="38100" w14:dir="2700000" w14:sx="100000" w14:sy="100000" w14:kx="0" w14:ky="0" w14:algn="tl">
+            <w14:srgbClr w14:val="000000">
+              <w14:alpha w14:val="60000"/>
+            </w14:srgbClr>
+          </w14:shadow>
+        </w:rPr>
         <w:t>FECHA</w:t>
       </w:r>
       <w:r>
@@ -3916,6 +4329,7 @@
         </w:rPr>
         <w:t xml:space="preserve"> será a través de la plataforma </w:t>
       </w:r>
+      <w:proofErr w:type="spellStart"/>
       <w:r>
         <w:rPr>
           <w:b/>
@@ -3923,7 +4337,17 @@
           <w:sz w:val="22"/>
           <w:szCs w:val="22"/>
         </w:rPr>
-        <w:t>Canvas:</w:t>
+        <w:t>Canvas</w:t>
+      </w:r>
+      <w:proofErr w:type="spellEnd"/>
+      <w:r>
+        <w:rPr>
+          <w:b/>
+          <w:bCs/>
+          <w:sz w:val="22"/>
+          <w:szCs w:val="22"/>
+        </w:rPr>
+        <w:t>:</w:t>
       </w:r>
     </w:p>
     <w:p>
@@ -3974,7 +4398,15 @@
           <w:szCs w:val="22"/>
           <w:u w:val="single"/>
         </w:rPr>
-        <w:t xml:space="preserve"> de Septiembre</w:t>
+        <w:t xml:space="preserve"> de </w:t>
+      </w:r>
+      <w:r>
+        <w:rPr>
+          <w:sz w:val="22"/>
+          <w:szCs w:val="22"/>
+          <w:u w:val="single"/>
+        </w:rPr>
+        <w:t>septiembre</w:t>
       </w:r>
     </w:p>
     <w:p>
@@ -4009,7 +4441,7 @@
           <w:szCs w:val="22"/>
           <w:u w:val="single"/>
         </w:rPr>
-        <w:t xml:space="preserve">Viernes </w:t>
+        <w:t>viernes</w:t>
       </w:r>
       <w:r>
         <w:rPr>
@@ -4017,6 +4449,14 @@
           <w:szCs w:val="22"/>
           <w:u w:val="single"/>
         </w:rPr>
+        <w:t xml:space="preserve"> </w:t>
+      </w:r>
+      <w:r>
+        <w:rPr>
+          <w:sz w:val="22"/>
+          <w:szCs w:val="22"/>
+          <w:u w:val="single"/>
+        </w:rPr>
         <w:t>26</w:t>
       </w:r>
       <w:r>
@@ -4025,7 +4465,15 @@
           <w:szCs w:val="22"/>
           <w:u w:val="single"/>
         </w:rPr>
-        <w:t xml:space="preserve"> de Septiembre</w:t>
+        <w:t xml:space="preserve"> de </w:t>
+      </w:r>
+      <w:r>
+        <w:rPr>
+          <w:sz w:val="22"/>
+          <w:szCs w:val="22"/>
+          <w:u w:val="single"/>
+        </w:rPr>
+        <w:t>septiembre</w:t>
       </w:r>
     </w:p>
     <w:p>
@@ -4060,7 +4508,7 @@
           <w:szCs w:val="22"/>
           <w:u w:val="single"/>
         </w:rPr>
-        <w:t xml:space="preserve">Viernes </w:t>
+        <w:t>viernes</w:t>
       </w:r>
       <w:r>
         <w:rPr>
@@ -4068,6 +4516,14 @@
           <w:szCs w:val="22"/>
           <w:u w:val="single"/>
         </w:rPr>
+        <w:t xml:space="preserve"> </w:t>
+      </w:r>
+      <w:r>
+        <w:rPr>
+          <w:sz w:val="22"/>
+          <w:szCs w:val="22"/>
+          <w:u w:val="single"/>
+        </w:rPr>
         <w:t>10</w:t>
       </w:r>
       <w:r>
@@ -4076,7 +4532,15 @@
           <w:szCs w:val="22"/>
           <w:u w:val="single"/>
         </w:rPr>
-        <w:t xml:space="preserve"> de Octubre</w:t>
+        <w:t xml:space="preserve"> de </w:t>
+      </w:r>
+      <w:r>
+        <w:rPr>
+          <w:sz w:val="22"/>
+          <w:szCs w:val="22"/>
+          <w:u w:val="single"/>
+        </w:rPr>
+        <w:t>octubre</w:t>
       </w:r>
     </w:p>
     <w:p>
@@ -4102,7 +4566,7 @@
           <w:szCs w:val="22"/>
           <w:u w:val="single"/>
         </w:rPr>
-        <w:t xml:space="preserve">Viernes </w:t>
+        <w:t>viernes</w:t>
       </w:r>
       <w:r>
         <w:rPr>
@@ -4110,6 +4574,14 @@
           <w:szCs w:val="22"/>
           <w:u w:val="single"/>
         </w:rPr>
+        <w:t xml:space="preserve"> </w:t>
+      </w:r>
+      <w:r>
+        <w:rPr>
+          <w:sz w:val="22"/>
+          <w:szCs w:val="22"/>
+          <w:u w:val="single"/>
+        </w:rPr>
         <w:t>1</w:t>
       </w:r>
       <w:r>
@@ -4134,7 +4606,7 @@
           <w:szCs w:val="22"/>
           <w:u w:val="single"/>
         </w:rPr>
-        <w:t>Octubre</w:t>
+        <w:t>octubre</w:t>
       </w:r>
     </w:p>
     <w:p>
@@ -4791,6 +5263,7 @@
           <w:sz w:val="22"/>
           <w:lang w:val="es-MX"/>
         </w:rPr>
+        <w:lastRenderedPageBreak/>
         <w:t>Las faltas a la integridad académica, como la copia y el plagio parcial o total, son considerad</w:t>
       </w:r>
       <w:r>
@@ -4895,7 +5368,7 @@
           <w:sz w:val="22"/>
           <w:lang w:val="es-MX"/>
         </w:rPr>
-        <w:t xml:space="preserve">Viernes </w:t>
+        <w:t>viernes</w:t>
       </w:r>
       <w:r>
         <w:rPr>
@@ -4904,6 +5377,15 @@
           <w:sz w:val="22"/>
           <w:lang w:val="es-MX"/>
         </w:rPr>
+        <w:t xml:space="preserve"> </w:t>
+      </w:r>
+      <w:r>
+        <w:rPr>
+          <w:b/>
+          <w:bCs/>
+          <w:sz w:val="22"/>
+          <w:lang w:val="es-MX"/>
+        </w:rPr>
         <w:t>1</w:t>
       </w:r>
       <w:r>
@@ -4931,7 +5413,7 @@
           <w:sz w:val="22"/>
           <w:lang w:val="es-MX"/>
         </w:rPr>
-        <w:t>Noviembre</w:t>
+        <w:t>noviembre</w:t>
       </w:r>
       <w:r>
         <w:rPr>
@@ -4955,7 +5437,7 @@
 </file>
 
 <file path=word/endnotes.xml><?xml version="1.0" encoding="utf-8"?>
-<w:endnotes xmlns:wpc="http://schemas.microsoft.com/office/word/2010/wordprocessingCanvas" xmlns:cx="http://schemas.microsoft.com/office/drawing/2014/chartex" xmlns:cx1="http://schemas.microsoft.com/office/drawing/2015/9/8/chartex" xmlns:cx2="http://schemas.microsoft.com/office/drawing/2015/10/21/chartex" xmlns:cx3="http://schemas.microsoft.com/office/drawing/2016/5/9/chartex" xmlns:cx4="http://schemas.microsoft.com/office/drawing/2016/5/10/chartex" xmlns:cx5="http://schemas.microsoft.com/office/drawing/2016/5/11/chartex" xmlns:cx6="http://schemas.microsoft.com/office/drawing/2016/5/12/chartex" xmlns:cx7="http://schemas.microsoft.com/office/drawing/2016/5/13/chartex" xmlns:cx8="http://schemas.microsoft.com/office/drawing/2016/5/14/chartex" xmlns:mc="http://schemas.openxmlformats.org/markup-compatibility/2006" xmlns:aink="http://schemas.microsoft.com/office/drawing/2016/ink" xmlns:am3d="http://schemas.microsoft.com/office/drawing/2017/model3d" xmlns:o="urn:schemas-microsoft-com:office:office" xmlns:oel="http://schemas.microsoft.com/office/2019/extlst" xmlns:r="http://schemas.openxmlformats.org/officeDocument/2006/relationships" xmlns:m="http://schemas.openxmlformats.org/officeDocument/2006/math" xmlns:v="urn:schemas-microsoft-com:vml" xmlns:wp14="http://schemas.microsoft.com/office/word/2010/wordprocessingDrawing" xmlns:wp="http://schemas.openxmlformats.org/drawingml/2006/wordprocessingDrawing" xmlns:w10="urn:schemas-microsoft-com:office:word" xmlns:w="http://schemas.openxmlformats.org/wordprocessingml/2006/main" xmlns:w14="http://schemas.microsoft.com/office/word/2010/wordml" xmlns:w15="http://schemas.microsoft.com/office/word/2012/wordml" xmlns:w16cei="http://schemas.microsoft.com/office/word/2026/wordml/cei" xmlns:w16cex="http://schemas.microsoft.com/office/word/2018/wordml/cex" xmlns:w16cid="http://schemas.microsoft.com/office/word/2016/wordml/cid" xmlns:w16="http://schemas.microsoft.com/office/word/2018/wordml" xmlns:w16du="http://schemas.microsoft.com/office/word/2023/wordml/word16du" xmlns:w16sdtdh="http://schemas.microsoft.com/office/word/2020/wordml/sdtdatahash" xmlns:w16sdtfl="http://schemas.microsoft.com/office/word/2024/wordml/sdtformatlock" xmlns:w16se="http://schemas.microsoft.com/office/word/2015/wordml/symex" xmlns:wpg="http://schemas.microsoft.com/office/word/2010/wordprocessingGroup" xmlns:wpi="http://schemas.microsoft.com/office/word/2010/wordprocessingInk" xmlns:wne="http://schemas.microsoft.com/office/word/2006/wordml" xmlns:wps="http://schemas.microsoft.com/office/word/2010/wordprocessingShape" mc:Ignorable="w14 w15 w16se w16cid w16 w16cex w16sdtdh w16sdtfl w16du wp14">
+<w:endnotes xmlns:wpc="http://schemas.microsoft.com/office/word/2010/wordprocessingCanvas" xmlns:cx="http://schemas.microsoft.com/office/drawing/2014/chartex" xmlns:cx1="http://schemas.microsoft.com/office/drawing/2015/9/8/chartex" xmlns:cx2="http://schemas.microsoft.com/office/drawing/2015/10/21/chartex" xmlns:cx3="http://schemas.microsoft.com/office/drawing/2016/5/9/chartex" xmlns:cx4="http://schemas.microsoft.com/office/drawing/2016/5/10/chartex" xmlns:cx5="http://schemas.microsoft.com/office/drawing/2016/5/11/chartex" xmlns:cx6="http://schemas.microsoft.com/office/drawing/2016/5/12/chartex" xmlns:cx7="http://schemas.microsoft.com/office/drawing/2016/5/13/chartex" xmlns:cx8="http://schemas.microsoft.com/office/drawing/2016/5/14/chartex" xmlns:mc="http://schemas.openxmlformats.org/markup-compatibility/2006" xmlns:aink="http://schemas.microsoft.com/office/drawing/2016/ink" xmlns:am3d="http://schemas.microsoft.com/office/drawing/2017/model3d" xmlns:o="urn:schemas-microsoft-com:office:office" xmlns:oel="http://schemas.microsoft.com/office/2019/extlst" xmlns:r="http://schemas.openxmlformats.org/officeDocument/2006/relationships" xmlns:m="http://schemas.openxmlformats.org/officeDocument/2006/math" xmlns:v="urn:schemas-microsoft-com:vml" xmlns:wp14="http://schemas.microsoft.com/office/word/2010/wordprocessingDrawing" xmlns:wp="http://schemas.openxmlformats.org/drawingml/2006/wordprocessingDrawing" xmlns:w10="urn:schemas-microsoft-com:office:word" xmlns:w="http://schemas.openxmlformats.org/wordprocessingml/2006/main" xmlns:w14="http://schemas.microsoft.com/office/word/2010/wordml" xmlns:w15="http://schemas.microsoft.com/office/word/2012/wordml" xmlns:w16cex="http://schemas.microsoft.com/office/word/2018/wordml/cex" xmlns:w16cid="http://schemas.microsoft.com/office/word/2016/wordml/cid" xmlns:w16="http://schemas.microsoft.com/office/word/2018/wordml" xmlns:w16du="http://schemas.microsoft.com/office/word/2023/wordml/word16du" xmlns:w16sdtdh="http://schemas.microsoft.com/office/word/2020/wordml/sdtdatahash" xmlns:w16sdtfl="http://schemas.microsoft.com/office/word/2024/wordml/sdtformatlock" xmlns:w16se="http://schemas.microsoft.com/office/word/2015/wordml/symex" xmlns:wpg="http://schemas.microsoft.com/office/word/2010/wordprocessingGroup" xmlns:wpi="http://schemas.microsoft.com/office/word/2010/wordprocessingInk" xmlns:wne="http://schemas.microsoft.com/office/word/2006/wordml" xmlns:wps="http://schemas.microsoft.com/office/word/2010/wordprocessingShape" mc:Ignorable="w14 w15 w16se w16cid w16 w16cex w16sdtdh w16sdtfl w16du wp14">
   <w:endnote w:type="separator" w:id="-1">
     <w:p>
       <w:r>
@@ -4974,7 +5456,7 @@
 </file>
 
 <file path=word/footnotes.xml><?xml version="1.0" encoding="utf-8"?>
-<w:footnotes xmlns:wpc="http://schemas.microsoft.com/office/word/2010/wordprocessingCanvas" xmlns:cx="http://schemas.microsoft.com/office/drawing/2014/chartex" xmlns:cx1="http://schemas.microsoft.com/office/drawing/2015/9/8/chartex" xmlns:cx2="http://schemas.microsoft.com/office/drawing/2015/10/21/chartex" xmlns:cx3="http://schemas.microsoft.com/office/drawing/2016/5/9/chartex" xmlns:cx4="http://schemas.microsoft.com/office/drawing/2016/5/10/chartex" xmlns:cx5="http://schemas.microsoft.com/office/drawing/2016/5/11/chartex" xmlns:cx6="http://schemas.microsoft.com/office/drawing/2016/5/12/chartex" xmlns:cx7="http://schemas.microsoft.com/office/drawing/2016/5/13/chartex" xmlns:cx8="http://schemas.microsoft.com/office/drawing/2016/5/14/chartex" xmlns:mc="http://schemas.openxmlformats.org/markup-compatibility/2006" xmlns:aink="http://schemas.microsoft.com/office/drawing/2016/ink" xmlns:am3d="http://schemas.microsoft.com/office/drawing/2017/model3d" xmlns:o="urn:schemas-microsoft-com:office:office" xmlns:oel="http://schemas.microsoft.com/office/2019/extlst" xmlns:r="http://schemas.openxmlformats.org/officeDocument/2006/relationships" xmlns:m="http://schemas.openxmlformats.org/officeDocument/2006/math" xmlns:v="urn:schemas-microsoft-com:vml" xmlns:wp14="http://schemas.microsoft.com/office/word/2010/wordprocessingDrawing" xmlns:wp="http://schemas.openxmlformats.org/drawingml/2006/wordprocessingDrawing" xmlns:w10="urn:schemas-microsoft-com:office:word" xmlns:w="http://schemas.openxmlformats.org/wordprocessingml/2006/main" xmlns:w14="http://schemas.microsoft.com/office/word/2010/wordml" xmlns:w15="http://schemas.microsoft.com/office/word/2012/wordml" xmlns:w16cei="http://schemas.microsoft.com/office/word/2026/wordml/cei" xmlns:w16cex="http://schemas.microsoft.com/office/word/2018/wordml/cex" xmlns:w16cid="http://schemas.microsoft.com/office/word/2016/wordml/cid" xmlns:w16="http://schemas.microsoft.com/office/word/2018/wordml" xmlns:w16du="http://schemas.microsoft.com/office/word/2023/wordml/word16du" xmlns:w16sdtdh="http://schemas.microsoft.com/office/word/2020/wordml/sdtdatahash" xmlns:w16sdtfl="http://schemas.microsoft.com/office/word/2024/wordml/sdtformatlock" xmlns:w16se="http://schemas.microsoft.com/office/word/2015/wordml/symex" xmlns:wpg="http://schemas.microsoft.com/office/word/2010/wordprocessingGroup" xmlns:wpi="http://schemas.microsoft.com/office/word/2010/wordprocessingInk" xmlns:wne="http://schemas.microsoft.com/office/word/2006/wordml" xmlns:wps="http://schemas.microsoft.com/office/word/2010/wordprocessingShape" mc:Ignorable="w14 w15 w16se w16cid w16 w16cex w16sdtdh w16sdtfl w16du wp14">
+<w:footnotes xmlns:wpc="http://schemas.microsoft.com/office/word/2010/wordprocessingCanvas" xmlns:cx="http://schemas.microsoft.com/office/drawing/2014/chartex" xmlns:cx1="http://schemas.microsoft.com/office/drawing/2015/9/8/chartex" xmlns:cx2="http://schemas.microsoft.com/office/drawing/2015/10/21/chartex" xmlns:cx3="http://schemas.microsoft.com/office/drawing/2016/5/9/chartex" xmlns:cx4="http://schemas.microsoft.com/office/drawing/2016/5/10/chartex" xmlns:cx5="http://schemas.microsoft.com/office/drawing/2016/5/11/chartex" xmlns:cx6="http://schemas.microsoft.com/office/drawing/2016/5/12/chartex" xmlns:cx7="http://schemas.microsoft.com/office/drawing/2016/5/13/chartex" xmlns:cx8="http://schemas.microsoft.com/office/drawing/2016/5/14/chartex" xmlns:mc="http://schemas.openxmlformats.org/markup-compatibility/2006" xmlns:aink="http://schemas.microsoft.com/office/drawing/2016/ink" xmlns:am3d="http://schemas.microsoft.com/office/drawing/2017/model3d" xmlns:o="urn:schemas-microsoft-com:office:office" xmlns:oel="http://schemas.microsoft.com/office/2019/extlst" xmlns:r="http://schemas.openxmlformats.org/officeDocument/2006/relationships" xmlns:m="http://schemas.openxmlformats.org/officeDocument/2006/math" xmlns:v="urn:schemas-microsoft-com:vml" xmlns:wp14="http://schemas.microsoft.com/office/word/2010/wordprocessingDrawing" xmlns:wp="http://schemas.openxmlformats.org/drawingml/2006/wordprocessingDrawing" xmlns:w10="urn:schemas-microsoft-com:office:word" xmlns:w="http://schemas.openxmlformats.org/wordprocessingml/2006/main" xmlns:w14="http://schemas.microsoft.com/office/word/2010/wordml" xmlns:w15="http://schemas.microsoft.com/office/word/2012/wordml" xmlns:w16cex="http://schemas.microsoft.com/office/word/2018/wordml/cex" xmlns:w16cid="http://schemas.microsoft.com/office/word/2016/wordml/cid" xmlns:w16="http://schemas.microsoft.com/office/word/2018/wordml" xmlns:w16du="http://schemas.microsoft.com/office/word/2023/wordml/word16du" xmlns:w16sdtdh="http://schemas.microsoft.com/office/word/2020/wordml/sdtdatahash" xmlns:w16sdtfl="http://schemas.microsoft.com/office/word/2024/wordml/sdtformatlock" xmlns:w16se="http://schemas.microsoft.com/office/word/2015/wordml/symex" xmlns:wpg="http://schemas.microsoft.com/office/word/2010/wordprocessingGroup" xmlns:wpi="http://schemas.microsoft.com/office/word/2010/wordprocessingInk" xmlns:wne="http://schemas.microsoft.com/office/word/2006/wordml" xmlns:wps="http://schemas.microsoft.com/office/word/2010/wordprocessingShape" mc:Ignorable="w14 w15 w16se w16cid w16 w16cex w16sdtdh w16sdtfl w16du wp14">
   <w:footnote w:type="separator" w:id="-1">
     <w:p>
       <w:r>
@@ -4993,7 +5475,7 @@
 </file>
 
 <file path=word/header1.xml><?xml version="1.0" encoding="utf-8"?>
-<w:hdr xmlns:wpc="http://schemas.microsoft.com/office/word/2010/wordprocessingCanvas" xmlns:cx="http://schemas.microsoft.com/office/drawing/2014/chartex" xmlns:cx1="http://schemas.microsoft.com/office/drawing/2015/9/8/chartex" xmlns:cx2="http://schemas.microsoft.com/office/drawing/2015/10/21/chartex" xmlns:cx3="http://schemas.microsoft.com/office/drawing/2016/5/9/chartex" xmlns:cx4="http://schemas.microsoft.com/office/drawing/2016/5/10/chartex" xmlns:cx5="http://schemas.microsoft.com/office/drawing/2016/5/11/chartex" xmlns:cx6="http://schemas.microsoft.com/office/drawing/2016/5/12/chartex" xmlns:cx7="http://schemas.microsoft.com/office/drawing/2016/5/13/chartex" xmlns:cx8="http://schemas.microsoft.com/office/drawing/2016/5/14/chartex" xmlns:mc="http://schemas.openxmlformats.org/markup-compatibility/2006" xmlns:aink="http://schemas.microsoft.com/office/drawing/2016/ink" xmlns:am3d="http://schemas.microsoft.com/office/drawing/2017/model3d" xmlns:o="urn:schemas-microsoft-com:office:office" xmlns:oel="http://schemas.microsoft.com/office/2019/extlst" xmlns:r="http://schemas.openxmlformats.org/officeDocument/2006/relationships" xmlns:m="http://schemas.openxmlformats.org/officeDocument/2006/math" xmlns:v="urn:schemas-microsoft-com:vml" xmlns:wp14="http://schemas.microsoft.com/office/word/2010/wordprocessingDrawing" xmlns:wp="http://schemas.openxmlformats.org/drawingml/2006/wordprocessingDrawing" xmlns:w10="urn:schemas-microsoft-com:office:word" xmlns:w="http://schemas.openxmlformats.org/wordprocessingml/2006/main" xmlns:w14="http://schemas.microsoft.com/office/word/2010/wordml" xmlns:w15="http://schemas.microsoft.com/office/word/2012/wordml" xmlns:w16cei="http://schemas.microsoft.com/office/word/2026/wordml/cei" xmlns:w16cex="http://schemas.microsoft.com/office/word/2018/wordml/cex" xmlns:w16cid="http://schemas.microsoft.com/office/word/2016/wordml/cid" xmlns:w16="http://schemas.microsoft.com/office/word/2018/wordml" xmlns:w16du="http://schemas.microsoft.com/office/word/2023/wordml/word16du" xmlns:w16sdtdh="http://schemas.microsoft.com/office/word/2020/wordml/sdtdatahash" xmlns:w16sdtfl="http://schemas.microsoft.com/office/word/2024/wordml/sdtformatlock" xmlns:w16se="http://schemas.microsoft.com/office/word/2015/wordml/symex" xmlns:wpg="http://schemas.microsoft.com/office/word/2010/wordprocessingGroup" xmlns:wpi="http://schemas.microsoft.com/office/word/2010/wordprocessingInk" xmlns:wne="http://schemas.microsoft.com/office/word/2006/wordml" xmlns:wps="http://schemas.microsoft.com/office/word/2010/wordprocessingShape" mc:Ignorable="w14 w15 w16se w16cid w16 w16cex w16sdtdh w16sdtfl w16du wp14">
+<w:hdr xmlns:wpc="http://schemas.microsoft.com/office/word/2010/wordprocessingCanvas" xmlns:cx="http://schemas.microsoft.com/office/drawing/2014/chartex" xmlns:cx1="http://schemas.microsoft.com/office/drawing/2015/9/8/chartex" xmlns:cx2="http://schemas.microsoft.com/office/drawing/2015/10/21/chartex" xmlns:cx3="http://schemas.microsoft.com/office/drawing/2016/5/9/chartex" xmlns:cx4="http://schemas.microsoft.com/office/drawing/2016/5/10/chartex" xmlns:cx5="http://schemas.microsoft.com/office/drawing/2016/5/11/chartex" xmlns:cx6="http://schemas.microsoft.com/office/drawing/2016/5/12/chartex" xmlns:cx7="http://schemas.microsoft.com/office/drawing/2016/5/13/chartex" xmlns:cx8="http://schemas.microsoft.com/office/drawing/2016/5/14/chartex" xmlns:mc="http://schemas.openxmlformats.org/markup-compatibility/2006" xmlns:aink="http://schemas.microsoft.com/office/drawing/2016/ink" xmlns:am3d="http://schemas.microsoft.com/office/drawing/2017/model3d" xmlns:o="urn:schemas-microsoft-com:office:office" xmlns:oel="http://schemas.microsoft.com/office/2019/extlst" xmlns:r="http://schemas.openxmlformats.org/officeDocument/2006/relationships" xmlns:m="http://schemas.openxmlformats.org/officeDocument/2006/math" xmlns:v="urn:schemas-microsoft-com:vml" xmlns:wp14="http://schemas.microsoft.com/office/word/2010/wordprocessingDrawing" xmlns:wp="http://schemas.openxmlformats.org/drawingml/2006/wordprocessingDrawing" xmlns:w10="urn:schemas-microsoft-com:office:word" xmlns:w="http://schemas.openxmlformats.org/wordprocessingml/2006/main" xmlns:w14="http://schemas.microsoft.com/office/word/2010/wordml" xmlns:w15="http://schemas.microsoft.com/office/word/2012/wordml" xmlns:w16cex="http://schemas.microsoft.com/office/word/2018/wordml/cex" xmlns:w16cid="http://schemas.microsoft.com/office/word/2016/wordml/cid" xmlns:w16="http://schemas.microsoft.com/office/word/2018/wordml" xmlns:w16du="http://schemas.microsoft.com/office/word/2023/wordml/word16du" xmlns:w16sdtdh="http://schemas.microsoft.com/office/word/2020/wordml/sdtdatahash" xmlns:w16sdtfl="http://schemas.microsoft.com/office/word/2024/wordml/sdtformatlock" xmlns:w16se="http://schemas.microsoft.com/office/word/2015/wordml/symex" xmlns:wpg="http://schemas.microsoft.com/office/word/2010/wordprocessingGroup" xmlns:wpi="http://schemas.microsoft.com/office/word/2010/wordprocessingInk" xmlns:wne="http://schemas.microsoft.com/office/word/2006/wordml" xmlns:wps="http://schemas.microsoft.com/office/word/2010/wordprocessingShape" mc:Ignorable="w14 w15 w16se w16cid w16 w16cex w16sdtdh w16sdtfl w16du wp14">
   <w:p>
     <w:pPr>
       <w:pStyle w:val="Encabezado"/>
@@ -5044,7 +5526,7 @@
 </file>
 
 <file path=word/header2.xml><?xml version="1.0" encoding="utf-8"?>
-<w:hdr xmlns:wpc="http://schemas.microsoft.com/office/word/2010/wordprocessingCanvas" xmlns:cx="http://schemas.microsoft.com/office/drawing/2014/chartex" xmlns:cx1="http://schemas.microsoft.com/office/drawing/2015/9/8/chartex" xmlns:cx2="http://schemas.microsoft.com/office/drawing/2015/10/21/chartex" xmlns:cx3="http://schemas.microsoft.com/office/drawing/2016/5/9/chartex" xmlns:cx4="http://schemas.microsoft.com/office/drawing/2016/5/10/chartex" xmlns:cx5="http://schemas.microsoft.com/office/drawing/2016/5/11/chartex" xmlns:cx6="http://schemas.microsoft.com/office/drawing/2016/5/12/chartex" xmlns:cx7="http://schemas.microsoft.com/office/drawing/2016/5/13/chartex" xmlns:cx8="http://schemas.microsoft.com/office/drawing/2016/5/14/chartex" xmlns:mc="http://schemas.openxmlformats.org/markup-compatibility/2006" xmlns:aink="http://schemas.microsoft.com/office/drawing/2016/ink" xmlns:am3d="http://schemas.microsoft.com/office/drawing/2017/model3d" xmlns:o="urn:schemas-microsoft-com:office:office" xmlns:oel="http://schemas.microsoft.com/office/2019/extlst" xmlns:r="http://schemas.openxmlformats.org/officeDocument/2006/relationships" xmlns:m="http://schemas.openxmlformats.org/officeDocument/2006/math" xmlns:v="urn:schemas-microsoft-com:vml" xmlns:wp14="http://schemas.microsoft.com/office/word/2010/wordprocessingDrawing" xmlns:wp="http://schemas.openxmlformats.org/drawingml/2006/wordprocessingDrawing" xmlns:w10="urn:schemas-microsoft-com:office:word" xmlns:w="http://schemas.openxmlformats.org/wordprocessingml/2006/main" xmlns:w14="http://schemas.microsoft.com/office/word/2010/wordml" xmlns:w15="http://schemas.microsoft.com/office/word/2012/wordml" xmlns:w16cei="http://schemas.microsoft.com/office/word/2026/wordml/cei" xmlns:w16cex="http://schemas.microsoft.com/office/word/2018/wordml/cex" xmlns:w16cid="http://schemas.microsoft.com/office/word/2016/wordml/cid" xmlns:w16="http://schemas.microsoft.com/office/word/2018/wordml" xmlns:w16du="http://schemas.microsoft.com/office/word/2023/wordml/word16du" xmlns:w16sdtdh="http://schemas.microsoft.com/office/word/2020/wordml/sdtdatahash" xmlns:w16sdtfl="http://schemas.microsoft.com/office/word/2024/wordml/sdtformatlock" xmlns:w16se="http://schemas.microsoft.com/office/word/2015/wordml/symex" xmlns:wpg="http://schemas.microsoft.com/office/word/2010/wordprocessingGroup" xmlns:wpi="http://schemas.microsoft.com/office/word/2010/wordprocessingInk" xmlns:wne="http://schemas.microsoft.com/office/word/2006/wordml" xmlns:wps="http://schemas.microsoft.com/office/word/2010/wordprocessingShape" mc:Ignorable="w14 w15 w16se w16cid w16 w16cex w16sdtdh w16sdtfl w16du wp14">
+<w:hdr xmlns:wpc="http://schemas.microsoft.com/office/word/2010/wordprocessingCanvas" xmlns:cx="http://schemas.microsoft.com/office/drawing/2014/chartex" xmlns:cx1="http://schemas.microsoft.com/office/drawing/2015/9/8/chartex" xmlns:cx2="http://schemas.microsoft.com/office/drawing/2015/10/21/chartex" xmlns:cx3="http://schemas.microsoft.com/office/drawing/2016/5/9/chartex" xmlns:cx4="http://schemas.microsoft.com/office/drawing/2016/5/10/chartex" xmlns:cx5="http://schemas.microsoft.com/office/drawing/2016/5/11/chartex" xmlns:cx6="http://schemas.microsoft.com/office/drawing/2016/5/12/chartex" xmlns:cx7="http://schemas.microsoft.com/office/drawing/2016/5/13/chartex" xmlns:cx8="http://schemas.microsoft.com/office/drawing/2016/5/14/chartex" xmlns:mc="http://schemas.openxmlformats.org/markup-compatibility/2006" xmlns:aink="http://schemas.microsoft.com/office/drawing/2016/ink" xmlns:am3d="http://schemas.microsoft.com/office/drawing/2017/model3d" xmlns:o="urn:schemas-microsoft-com:office:office" xmlns:oel="http://schemas.microsoft.com/office/2019/extlst" xmlns:r="http://schemas.openxmlformats.org/officeDocument/2006/relationships" xmlns:m="http://schemas.openxmlformats.org/officeDocument/2006/math" xmlns:v="urn:schemas-microsoft-com:vml" xmlns:wp14="http://schemas.microsoft.com/office/word/2010/wordprocessingDrawing" xmlns:wp="http://schemas.openxmlformats.org/drawingml/2006/wordprocessingDrawing" xmlns:w10="urn:schemas-microsoft-com:office:word" xmlns:w="http://schemas.openxmlformats.org/wordprocessingml/2006/main" xmlns:w14="http://schemas.microsoft.com/office/word/2010/wordml" xmlns:w15="http://schemas.microsoft.com/office/word/2012/wordml" xmlns:w16cex="http://schemas.microsoft.com/office/word/2018/wordml/cex" xmlns:w16cid="http://schemas.microsoft.com/office/word/2016/wordml/cid" xmlns:w16="http://schemas.microsoft.com/office/word/2018/wordml" xmlns:w16du="http://schemas.microsoft.com/office/word/2023/wordml/word16du" xmlns:w16sdtdh="http://schemas.microsoft.com/office/word/2020/wordml/sdtdatahash" xmlns:w16sdtfl="http://schemas.microsoft.com/office/word/2024/wordml/sdtformatlock" xmlns:w16se="http://schemas.microsoft.com/office/word/2015/wordml/symex" xmlns:wpg="http://schemas.microsoft.com/office/word/2010/wordprocessingGroup" xmlns:wpi="http://schemas.microsoft.com/office/word/2010/wordprocessingInk" xmlns:wne="http://schemas.microsoft.com/office/word/2006/wordml" xmlns:wps="http://schemas.microsoft.com/office/word/2010/wordprocessingShape" mc:Ignorable="w14 w15 w16se w16cid w16 w16cex w16sdtdh w16sdtfl w16du wp14">
   <w:p>
     <w:pPr>
       <w:pStyle w:val="Encabezado"/>
@@ -5055,7 +5537,7 @@
 </file>
 
 <file path=word/numbering.xml><?xml version="1.0" encoding="utf-8"?>
-<w:numbering xmlns:wpc="http://schemas.microsoft.com/office/word/2010/wordprocessingCanvas" xmlns:cx="http://schemas.microsoft.com/office/drawing/2014/chartex" xmlns:cx1="http://schemas.microsoft.com/office/drawing/2015/9/8/chartex" xmlns:cx2="http://schemas.microsoft.com/office/drawing/2015/10/21/chartex" xmlns:cx3="http://schemas.microsoft.com/office/drawing/2016/5/9/chartex" xmlns:cx4="http://schemas.microsoft.com/office/drawing/2016/5/10/chartex" xmlns:cx5="http://schemas.microsoft.com/office/drawing/2016/5/11/chartex" xmlns:cx6="http://schemas.microsoft.com/office/drawing/2016/5/12/chartex" xmlns:cx7="http://schemas.microsoft.com/office/drawing/2016/5/13/chartex" xmlns:cx8="http://schemas.microsoft.com/office/drawing/2016/5/14/chartex" xmlns:mc="http://schemas.openxmlformats.org/markup-compatibility/2006" xmlns:aink="http://schemas.microsoft.com/office/drawing/2016/ink" xmlns:am3d="http://schemas.microsoft.com/office/drawing/2017/model3d" xmlns:o="urn:schemas-microsoft-com:office:office" xmlns:oel="http://schemas.microsoft.com/office/2019/extlst" xmlns:r="http://schemas.openxmlformats.org/officeDocument/2006/relationships" xmlns:m="http://schemas.openxmlformats.org/officeDocument/2006/math" xmlns:v="urn:schemas-microsoft-com:vml" xmlns:wp14="http://schemas.microsoft.com/office/word/2010/wordprocessingDrawing" xmlns:wp="http://schemas.openxmlformats.org/drawingml/2006/wordprocessingDrawing" xmlns:w10="urn:schemas-microsoft-com:office:word" xmlns:w="http://schemas.openxmlformats.org/wordprocessingml/2006/main" xmlns:w14="http://schemas.microsoft.com/office/word/2010/wordml" xmlns:w15="http://schemas.microsoft.com/office/word/2012/wordml" xmlns:w16cei="http://schemas.microsoft.com/office/word/2026/wordml/cei" xmlns:w16cex="http://schemas.microsoft.com/office/word/2018/wordml/cex" xmlns:w16cid="http://schemas.microsoft.com/office/word/2016/wordml/cid" xmlns:w16="http://schemas.microsoft.com/office/word/2018/wordml" xmlns:w16du="http://schemas.microsoft.com/office/word/2023/wordml/word16du" xmlns:w16sdtdh="http://schemas.microsoft.com/office/word/2020/wordml/sdtdatahash" xmlns:w16sdtfl="http://schemas.microsoft.com/office/word/2024/wordml/sdtformatlock" xmlns:w16se="http://schemas.microsoft.com/office/word/2015/wordml/symex" xmlns:wpg="http://schemas.microsoft.com/office/word/2010/wordprocessingGroup" xmlns:wpi="http://schemas.microsoft.com/office/word/2010/wordprocessingInk" xmlns:wne="http://schemas.microsoft.com/office/word/2006/wordml" xmlns:wps="http://schemas.microsoft.com/office/word/2010/wordprocessingShape" mc:Ignorable="w14 w15 w16se w16cid w16 w16cex w16sdtdh w16sdtfl w16du wp14">
+<w:numbering xmlns:wpc="http://schemas.microsoft.com/office/word/2010/wordprocessingCanvas" xmlns:cx="http://schemas.microsoft.com/office/drawing/2014/chartex" xmlns:cx1="http://schemas.microsoft.com/office/drawing/2015/9/8/chartex" xmlns:cx2="http://schemas.microsoft.com/office/drawing/2015/10/21/chartex" xmlns:cx3="http://schemas.microsoft.com/office/drawing/2016/5/9/chartex" xmlns:cx4="http://schemas.microsoft.com/office/drawing/2016/5/10/chartex" xmlns:cx5="http://schemas.microsoft.com/office/drawing/2016/5/11/chartex" xmlns:cx6="http://schemas.microsoft.com/office/drawing/2016/5/12/chartex" xmlns:cx7="http://schemas.microsoft.com/office/drawing/2016/5/13/chartex" xmlns:cx8="http://schemas.microsoft.com/office/drawing/2016/5/14/chartex" xmlns:mc="http://schemas.openxmlformats.org/markup-compatibility/2006" xmlns:aink="http://schemas.microsoft.com/office/drawing/2016/ink" xmlns:am3d="http://schemas.microsoft.com/office/drawing/2017/model3d" xmlns:o="urn:schemas-microsoft-com:office:office" xmlns:oel="http://schemas.microsoft.com/office/2019/extlst" xmlns:r="http://schemas.openxmlformats.org/officeDocument/2006/relationships" xmlns:m="http://schemas.openxmlformats.org/officeDocument/2006/math" xmlns:v="urn:schemas-microsoft-com:vml" xmlns:wp14="http://schemas.microsoft.com/office/word/2010/wordprocessingDrawing" xmlns:wp="http://schemas.openxmlformats.org/drawingml/2006/wordprocessingDrawing" xmlns:w10="urn:schemas-microsoft-com:office:word" xmlns:w="http://schemas.openxmlformats.org/wordprocessingml/2006/main" xmlns:w14="http://schemas.microsoft.com/office/word/2010/wordml" xmlns:w15="http://schemas.microsoft.com/office/word/2012/wordml" xmlns:w16cex="http://schemas.microsoft.com/office/word/2018/wordml/cex" xmlns:w16cid="http://schemas.microsoft.com/office/word/2016/wordml/cid" xmlns:w16="http://schemas.microsoft.com/office/word/2018/wordml" xmlns:w16du="http://schemas.microsoft.com/office/word/2023/wordml/word16du" xmlns:w16sdtdh="http://schemas.microsoft.com/office/word/2020/wordml/sdtdatahash" xmlns:w16sdtfl="http://schemas.microsoft.com/office/word/2024/wordml/sdtformatlock" xmlns:w16se="http://schemas.microsoft.com/office/word/2015/wordml/symex" xmlns:wpg="http://schemas.microsoft.com/office/word/2010/wordprocessingGroup" xmlns:wpi="http://schemas.microsoft.com/office/word/2010/wordprocessingInk" xmlns:wne="http://schemas.microsoft.com/office/word/2006/wordml" xmlns:wps="http://schemas.microsoft.com/office/word/2010/wordprocessingShape" mc:Ignorable="w14 w15 w16se w16cid w16 w16cex w16sdtdh w16sdtfl w16du wp14">
   <w:abstractNum w:abstractNumId="0" w15:restartNumberingAfterBreak="0">
     <w:nsid w:val="013D2A47"/>
     <w:multiLevelType w:val="hybridMultilevel"/>
